--- a/assets/docs/lop5/Tin hoc - Lop 5.docx
+++ b/assets/docs/lop5/Tin hoc - Lop 5.docx
@@ -637,6 +637,7 @@
               <w:bottom w:val="single" w:sz="8" w:space="0" w:color="000000"/>
             </w:tcBorders>
             <w:vAlign w:val="center"/>
+            <w:vMerge w:val="restart"/>
           </w:tcPr>
           <w:p>
             <w:pPr>
@@ -715,7 +716,7 @@
                 <w:rFonts w:ascii="Times New Roman" w:hAnsi="Times New Roman" w:eastAsia="Times New Roman"/>
                 <w:sz w:val="17"/>
               </w:rPr>
-              <w:t xml:space="preserve">NLS-ST: thực hành tạo/sửa sản phẩm số theo hướng dẫn.</w:t>
+              <w:t xml:space="preserve">NLS-GQVĐ (Cơ bản 2): 5.2.CB2a: Xác định được nhu cầu cá nhân.</w:t>
             </w:r>
           </w:p>
         </w:tc>
@@ -772,19 +773,13 @@
               <w:bottom w:val="single" w:sz="8" w:space="0" w:color="000000"/>
             </w:tcBorders>
             <w:vAlign w:val="center"/>
-          </w:tcPr>
-          <w:p>
-            <w:pPr>
-              <w:spacing w:after="0" w:line="240" w:lineRule="auto"/>
-              <w:jc w:val="left"/>
-            </w:pPr>
-            <w:r>
-              <w:rPr>
-                <w:rFonts w:ascii="Times New Roman" w:hAnsi="Times New Roman" w:eastAsia="Times New Roman"/>
-                <w:sz w:val="18"/>
-              </w:rPr>
-              <w:t xml:space="preserve"/>
-            </w:r>
+            <w:vMerge/>
+          </w:tcPr>
+          <w:p>
+            <w:pPr>
+              <w:spacing w:after="0" w:line="240" w:lineRule="auto"/>
+              <w:jc w:val="left"/>
+            </w:pPr>
           </w:p>
         </w:tc>
         <w:tc>
@@ -849,7 +844,7 @@
                 <w:rFonts w:ascii="Times New Roman" w:hAnsi="Times New Roman" w:eastAsia="Times New Roman"/>
                 <w:sz w:val="17"/>
               </w:rPr>
-              <w:t xml:space="preserve">NLS-ST: thực hành tạo/sửa sản phẩm số theo hướng dẫn.</w:t>
+              <w:t xml:space="preserve">NLS-GQVĐ (Cơ bản 2): 5.2.CB2b: Nhận ra được các công cụ số đơn giản và các giải pháp công nghệ có thể có để giải quyết những nhu cầu đó.</w:t>
             </w:r>
           </w:p>
         </w:tc>
@@ -906,6 +901,7 @@
               <w:bottom w:val="single" w:sz="8" w:space="0" w:color="000000"/>
             </w:tcBorders>
             <w:vAlign w:val="center"/>
+            <w:vMerge w:val="restart"/>
           </w:tcPr>
           <w:p>
             <w:pPr>
@@ -974,6 +970,45 @@
             </w:tcBorders>
             <w:vAlign w:val="center"/>
           </w:tcPr>
+          <w:p>
+            <w:pPr>
+              <w:spacing w:after="0" w:line="240" w:lineRule="auto"/>
+              <w:jc w:val="left"/>
+            </w:pPr>
+            <w:r>
+              <w:rPr>
+                <w:rFonts w:ascii="Times New Roman" w:hAnsi="Times New Roman" w:eastAsia="Times New Roman"/>
+                <w:sz w:val="17"/>
+              </w:rPr>
+              <w:t xml:space="preserve">NLS-KT (Cơ bản 2): CB2a: Xác định được nhu cầu thông tin.</w:t>
+            </w:r>
+          </w:p>
+          <w:p>
+            <w:pPr>
+              <w:spacing w:after="0" w:line="240" w:lineRule="auto"/>
+              <w:jc w:val="left"/>
+            </w:pPr>
+            <w:r>
+              <w:rPr>
+                <w:rFonts w:ascii="Times New Roman" w:hAnsi="Times New Roman" w:eastAsia="Times New Roman"/>
+                <w:sz w:val="17"/>
+              </w:rPr>
+              <w:t xml:space="preserve">NLS-KT (Cơ bản 2): CB2b: Tìm được dữ liệu, thông tin và nội dung thông qua tìm kiếm đơn giản trong môi trường số.</w:t>
+            </w:r>
+          </w:p>
+          <w:p>
+            <w:pPr>
+              <w:spacing w:after="0" w:line="240" w:lineRule="auto"/>
+              <w:jc w:val="left"/>
+            </w:pPr>
+            <w:r>
+              <w:rPr>
+                <w:rFonts w:ascii="Times New Roman" w:hAnsi="Times New Roman" w:eastAsia="Times New Roman"/>
+                <w:sz w:val="17"/>
+              </w:rPr>
+              <w:t xml:space="preserve">NLS-KT (Cơ bản 2): 1.1.CB2c: Tìm được cách truy cập những dữ liệu, thông tin và nội dung này cũng như điều hướng giữa chúng.</w:t>
+            </w:r>
+          </w:p>
           <w:p>
             <w:pPr>
               <w:spacing w:after="0" w:line="240" w:lineRule="auto"/>
@@ -1041,19 +1076,13 @@
               <w:bottom w:val="single" w:sz="8" w:space="0" w:color="000000"/>
             </w:tcBorders>
             <w:vAlign w:val="center"/>
-          </w:tcPr>
-          <w:p>
-            <w:pPr>
-              <w:spacing w:after="0" w:line="240" w:lineRule="auto"/>
-              <w:jc w:val="left"/>
-            </w:pPr>
-            <w:r>
-              <w:rPr>
-                <w:rFonts w:ascii="Times New Roman" w:hAnsi="Times New Roman" w:eastAsia="Times New Roman"/>
-                <w:sz w:val="18"/>
-              </w:rPr>
-              <w:t xml:space="preserve"/>
-            </w:r>
+            <w:vMerge/>
+          </w:tcPr>
+          <w:p>
+            <w:pPr>
+              <w:spacing w:after="0" w:line="240" w:lineRule="auto"/>
+              <w:jc w:val="left"/>
+            </w:pPr>
           </w:p>
         </w:tc>
         <w:tc>
@@ -1108,6 +1137,71 @@
             </w:tcBorders>
             <w:vAlign w:val="center"/>
           </w:tcPr>
+          <w:p>
+            <w:pPr>
+              <w:spacing w:after="0" w:line="240" w:lineRule="auto"/>
+              <w:jc w:val="left"/>
+            </w:pPr>
+            <w:r>
+              <w:rPr>
+                <w:rFonts w:ascii="Times New Roman" w:hAnsi="Times New Roman" w:eastAsia="Times New Roman"/>
+                <w:sz w:val="17"/>
+              </w:rPr>
+              <w:t xml:space="preserve">NLS-KT (Cơ bản 2): CB2a: Phát hiện được độ tin cậy và độ chính xác của các nguồn chung của dữ liệu, thông tin và nội dung số.</w:t>
+            </w:r>
+          </w:p>
+          <w:p>
+            <w:pPr>
+              <w:spacing w:after="0" w:line="240" w:lineRule="auto"/>
+              <w:jc w:val="left"/>
+            </w:pPr>
+            <w:r>
+              <w:rPr>
+                <w:rFonts w:ascii="Times New Roman" w:hAnsi="Times New Roman" w:eastAsia="Times New Roman"/>
+                <w:sz w:val="17"/>
+              </w:rPr>
+              <w:t xml:space="preserve">NLS-GT (Cơ bản 2): 2.1.CB2a: Lựa chọn được các công nghệ số đơn giản để tương tác.</w:t>
+            </w:r>
+          </w:p>
+          <w:p>
+            <w:pPr>
+              <w:spacing w:after="0" w:line="240" w:lineRule="auto"/>
+              <w:jc w:val="left"/>
+            </w:pPr>
+            <w:r>
+              <w:rPr>
+                <w:rFonts w:ascii="Times New Roman" w:hAnsi="Times New Roman" w:eastAsia="Times New Roman"/>
+                <w:sz w:val="17"/>
+              </w:rPr>
+              <w:t xml:space="preserve">NLS-GT (Cơ bản 2): 2.1.CB2b: Xác định được các phương tiện giao tiếp đơn giản thích hợp cho một bối cảnh cụ thể.</w:t>
+            </w:r>
+          </w:p>
+          <w:p>
+            <w:pPr>
+              <w:spacing w:after="0" w:line="240" w:lineRule="auto"/>
+              <w:jc w:val="left"/>
+            </w:pPr>
+            <w:r>
+              <w:rPr>
+                <w:rFonts w:ascii="Times New Roman" w:hAnsi="Times New Roman" w:eastAsia="Times New Roman"/>
+                <w:sz w:val="17"/>
+              </w:rPr>
+              <w:t xml:space="preserve">NLS-GT (Cơ bản 2): 2.2.CB2a: Nhận biết được các công nghệ số đơn giản, phù hợp để chia sẻ dữ liệu, thông tin và nội dung kỹ thuật số.</w:t>
+            </w:r>
+          </w:p>
+          <w:p>
+            <w:pPr>
+              <w:spacing w:after="0" w:line="240" w:lineRule="auto"/>
+              <w:jc w:val="left"/>
+            </w:pPr>
+            <w:r>
+              <w:rPr>
+                <w:rFonts w:ascii="Times New Roman" w:hAnsi="Times New Roman" w:eastAsia="Times New Roman"/>
+                <w:sz w:val="17"/>
+              </w:rPr>
+              <w:t xml:space="preserve">NLS-GT (Cơ bản 2): 2.4.CB2a: Chọn được những công cụ và công nghệ số đơn giản cho các quá trình cộng tác.</w:t>
+            </w:r>
+          </w:p>
           <w:p>
             <w:pPr>
               <w:spacing w:after="0" w:line="240" w:lineRule="auto"/>
@@ -1175,6 +1269,7 @@
               <w:bottom w:val="single" w:sz="8" w:space="0" w:color="000000"/>
             </w:tcBorders>
             <w:vAlign w:val="center"/>
+            <w:vMerge w:val="restart"/>
           </w:tcPr>
           <w:p>
             <w:pPr>
@@ -1243,6 +1338,32 @@
             </w:tcBorders>
             <w:vAlign w:val="center"/>
           </w:tcPr>
+          <w:p>
+            <w:pPr>
+              <w:spacing w:after="0" w:line="240" w:lineRule="auto"/>
+              <w:jc w:val="left"/>
+            </w:pPr>
+            <w:r>
+              <w:rPr>
+                <w:rFonts w:ascii="Times New Roman" w:hAnsi="Times New Roman" w:eastAsia="Times New Roman"/>
+                <w:sz w:val="17"/>
+              </w:rPr>
+              <w:t xml:space="preserve">NLS-KT (Cơ bản 2): CB2a: Xác định được nhu cầu thông tin.</w:t>
+            </w:r>
+          </w:p>
+          <w:p>
+            <w:pPr>
+              <w:spacing w:after="0" w:line="240" w:lineRule="auto"/>
+              <w:jc w:val="left"/>
+            </w:pPr>
+            <w:r>
+              <w:rPr>
+                <w:rFonts w:ascii="Times New Roman" w:hAnsi="Times New Roman" w:eastAsia="Times New Roman"/>
+                <w:sz w:val="17"/>
+              </w:rPr>
+              <w:t xml:space="preserve">NLS-KT (Cơ bản 2): 1.1.CB2b: Tìm được dữ liệu, thông tin và nội dung thông qua tìm kiếm đơn giản trong môi trường số.</w:t>
+            </w:r>
+          </w:p>
           <w:p>
             <w:pPr>
               <w:spacing w:after="0" w:line="240" w:lineRule="auto"/>
@@ -1310,19 +1431,13 @@
               <w:bottom w:val="single" w:sz="8" w:space="0" w:color="000000"/>
             </w:tcBorders>
             <w:vAlign w:val="center"/>
-          </w:tcPr>
-          <w:p>
-            <w:pPr>
-              <w:spacing w:after="0" w:line="240" w:lineRule="auto"/>
-              <w:jc w:val="left"/>
-            </w:pPr>
-            <w:r>
-              <w:rPr>
-                <w:rFonts w:ascii="Times New Roman" w:hAnsi="Times New Roman" w:eastAsia="Times New Roman"/>
-                <w:sz w:val="18"/>
-              </w:rPr>
-              <w:t xml:space="preserve"/>
-            </w:r>
+            <w:vMerge/>
+          </w:tcPr>
+          <w:p>
+            <w:pPr>
+              <w:spacing w:after="0" w:line="240" w:lineRule="auto"/>
+              <w:jc w:val="left"/>
+            </w:pPr>
           </w:p>
         </w:tc>
         <w:tc>
@@ -1377,6 +1492,19 @@
             </w:tcBorders>
             <w:vAlign w:val="center"/>
           </w:tcPr>
+          <w:p>
+            <w:pPr>
+              <w:spacing w:after="0" w:line="240" w:lineRule="auto"/>
+              <w:jc w:val="left"/>
+            </w:pPr>
+            <w:r>
+              <w:rPr>
+                <w:rFonts w:ascii="Times New Roman" w:hAnsi="Times New Roman" w:eastAsia="Times New Roman"/>
+                <w:sz w:val="17"/>
+              </w:rPr>
+              <w:t xml:space="preserve">NLS-KT (Cơ bản 2): 1.1.CB2c: Tìm được cách truy cập những dữ liệu, thông tin và nội dung này cũng như điều hướng giữa chúng.</w:t>
+            </w:r>
+          </w:p>
           <w:p>
             <w:pPr>
               <w:spacing w:after="0" w:line="240" w:lineRule="auto"/>
@@ -1444,19 +1572,13 @@
               <w:bottom w:val="single" w:sz="8" w:space="0" w:color="000000"/>
             </w:tcBorders>
             <w:vAlign w:val="center"/>
-          </w:tcPr>
-          <w:p>
-            <w:pPr>
-              <w:spacing w:after="0" w:line="240" w:lineRule="auto"/>
-              <w:jc w:val="left"/>
-            </w:pPr>
-            <w:r>
-              <w:rPr>
-                <w:rFonts w:ascii="Times New Roman" w:hAnsi="Times New Roman" w:eastAsia="Times New Roman"/>
-                <w:sz w:val="18"/>
-              </w:rPr>
-              <w:t xml:space="preserve"/>
-            </w:r>
+            <w:vMerge/>
+          </w:tcPr>
+          <w:p>
+            <w:pPr>
+              <w:spacing w:after="0" w:line="240" w:lineRule="auto"/>
+              <w:jc w:val="left"/>
+            </w:pPr>
           </w:p>
         </w:tc>
         <w:tc>
@@ -1521,6 +1643,7 @@
                 <w:rFonts w:ascii="Times New Roman" w:hAnsi="Times New Roman" w:eastAsia="Times New Roman"/>
                 <w:sz w:val="17"/>
               </w:rPr>
+              <w:t xml:space="preserve">NLS-AT (Cơ bản 2): 4.2.CB2a: Lựa chọn được những cách thức đơn giản để bảo vệ dữ liệu cá nhân và quyền riêng tư trong môi trường số.</w:t>
             </w:r>
           </w:p>
         </w:tc>
@@ -1577,19 +1700,13 @@
               <w:bottom w:val="single" w:sz="8" w:space="0" w:color="000000"/>
             </w:tcBorders>
             <w:vAlign w:val="center"/>
-          </w:tcPr>
-          <w:p>
-            <w:pPr>
-              <w:spacing w:after="0" w:line="240" w:lineRule="auto"/>
-              <w:jc w:val="left"/>
-            </w:pPr>
-            <w:r>
-              <w:rPr>
-                <w:rFonts w:ascii="Times New Roman" w:hAnsi="Times New Roman" w:eastAsia="Times New Roman"/>
-                <w:sz w:val="18"/>
-              </w:rPr>
-              <w:t xml:space="preserve"/>
-            </w:r>
+            <w:vMerge/>
+          </w:tcPr>
+          <w:p>
+            <w:pPr>
+              <w:spacing w:after="0" w:line="240" w:lineRule="auto"/>
+              <w:jc w:val="left"/>
+            </w:pPr>
           </w:p>
         </w:tc>
         <w:tc>
@@ -1654,6 +1771,7 @@
                 <w:rFonts w:ascii="Times New Roman" w:hAnsi="Times New Roman" w:eastAsia="Times New Roman"/>
                 <w:sz w:val="17"/>
               </w:rPr>
+              <w:t xml:space="preserve">NLS-AT (Cơ bản 2): 4.2.CB2b: Nhận biết được các cách sử dụng và chia sẻ thông tin định danh cá nhân một cách an toàn, có khả năng bảo vệ bản thân và người khác.</w:t>
             </w:r>
           </w:p>
         </w:tc>
@@ -1710,6 +1828,7 @@
               <w:bottom w:val="single" w:sz="8" w:space="0" w:color="000000"/>
             </w:tcBorders>
             <w:vAlign w:val="center"/>
+            <w:vMerge w:val="restart"/>
           </w:tcPr>
           <w:p>
             <w:pPr>
@@ -1845,19 +1964,13 @@
               <w:bottom w:val="single" w:sz="8" w:space="0" w:color="000000"/>
             </w:tcBorders>
             <w:vAlign w:val="center"/>
-          </w:tcPr>
-          <w:p>
-            <w:pPr>
-              <w:spacing w:after="0" w:line="240" w:lineRule="auto"/>
-              <w:jc w:val="left"/>
-            </w:pPr>
-            <w:r>
-              <w:rPr>
-                <w:rFonts w:ascii="Times New Roman" w:hAnsi="Times New Roman" w:eastAsia="Times New Roman"/>
-                <w:sz w:val="18"/>
-              </w:rPr>
-              <w:t xml:space="preserve"/>
-            </w:r>
+            <w:vMerge/>
+          </w:tcPr>
+          <w:p>
+            <w:pPr>
+              <w:spacing w:after="0" w:line="240" w:lineRule="auto"/>
+              <w:jc w:val="left"/>
+            </w:pPr>
           </w:p>
         </w:tc>
         <w:tc>
@@ -1979,6 +2092,7 @@
               <w:bottom w:val="single" w:sz="8" w:space="0" w:color="000000"/>
             </w:tcBorders>
             <w:vAlign w:val="center"/>
+            <w:vMerge w:val="restart"/>
           </w:tcPr>
           <w:p>
             <w:pPr>
@@ -2114,19 +2228,13 @@
               <w:bottom w:val="single" w:sz="8" w:space="0" w:color="000000"/>
             </w:tcBorders>
             <w:vAlign w:val="center"/>
-          </w:tcPr>
-          <w:p>
-            <w:pPr>
-              <w:spacing w:after="0" w:line="240" w:lineRule="auto"/>
-              <w:jc w:val="left"/>
-            </w:pPr>
-            <w:r>
-              <w:rPr>
-                <w:rFonts w:ascii="Times New Roman" w:hAnsi="Times New Roman" w:eastAsia="Times New Roman"/>
-                <w:sz w:val="18"/>
-              </w:rPr>
-              <w:t xml:space="preserve"/>
-            </w:r>
+            <w:vMerge/>
+          </w:tcPr>
+          <w:p>
+            <w:pPr>
+              <w:spacing w:after="0" w:line="240" w:lineRule="auto"/>
+              <w:jc w:val="left"/>
+            </w:pPr>
           </w:p>
         </w:tc>
         <w:tc>
@@ -2248,19 +2356,13 @@
               <w:bottom w:val="single" w:sz="8" w:space="0" w:color="000000"/>
             </w:tcBorders>
             <w:vAlign w:val="center"/>
-          </w:tcPr>
-          <w:p>
-            <w:pPr>
-              <w:spacing w:after="0" w:line="240" w:lineRule="auto"/>
-              <w:jc w:val="left"/>
-            </w:pPr>
-            <w:r>
-              <w:rPr>
-                <w:rFonts w:ascii="Times New Roman" w:hAnsi="Times New Roman" w:eastAsia="Times New Roman"/>
-                <w:sz w:val="18"/>
-              </w:rPr>
-              <w:t xml:space="preserve"/>
-            </w:r>
+            <w:vMerge/>
+          </w:tcPr>
+          <w:p>
+            <w:pPr>
+              <w:spacing w:after="0" w:line="240" w:lineRule="auto"/>
+              <w:jc w:val="left"/>
+            </w:pPr>
           </w:p>
         </w:tc>
         <w:tc>
@@ -2325,7 +2427,20 @@
                 <w:rFonts w:ascii="Times New Roman" w:hAnsi="Times New Roman" w:eastAsia="Times New Roman"/>
                 <w:sz w:val="17"/>
               </w:rPr>
-              <w:t xml:space="preserve">NLS-ST: thực hành tạo/sửa sản phẩm số theo hướng dẫn.</w:t>
+              <w:t xml:space="preserve">NLS-ST (Cơ bản 2): 3.1.CB2a: Xác định được các cách tạo và chỉnh sửa nội dung đơn giản ở các định dạng đơn giản.</w:t>
+            </w:r>
+          </w:p>
+          <w:p>
+            <w:pPr>
+              <w:spacing w:after="0" w:line="240" w:lineRule="auto"/>
+              <w:jc w:val="left"/>
+            </w:pPr>
+            <w:r>
+              <w:rPr>
+                <w:rFonts w:ascii="Times New Roman" w:hAnsi="Times New Roman" w:eastAsia="Times New Roman"/>
+                <w:sz w:val="17"/>
+              </w:rPr>
+              <w:t xml:space="preserve">NLS-ST (Cơ bản 2): 3.1.CB2b: Chọn được cách thể hiện bản thân thông qua việc tạo ra các nội dung số đơn giản</w:t>
             </w:r>
           </w:p>
         </w:tc>
@@ -2382,19 +2497,13 @@
               <w:bottom w:val="single" w:sz="8" w:space="0" w:color="000000"/>
             </w:tcBorders>
             <w:vAlign w:val="center"/>
-          </w:tcPr>
-          <w:p>
-            <w:pPr>
-              <w:spacing w:after="0" w:line="240" w:lineRule="auto"/>
-              <w:jc w:val="left"/>
-            </w:pPr>
-            <w:r>
-              <w:rPr>
-                <w:rFonts w:ascii="Times New Roman" w:hAnsi="Times New Roman" w:eastAsia="Times New Roman"/>
-                <w:sz w:val="18"/>
-              </w:rPr>
-              <w:t xml:space="preserve"/>
-            </w:r>
+            <w:vMerge/>
+          </w:tcPr>
+          <w:p>
+            <w:pPr>
+              <w:spacing w:after="0" w:line="240" w:lineRule="auto"/>
+              <w:jc w:val="left"/>
+            </w:pPr>
           </w:p>
         </w:tc>
         <w:tc>
@@ -2459,7 +2568,20 @@
                 <w:rFonts w:ascii="Times New Roman" w:hAnsi="Times New Roman" w:eastAsia="Times New Roman"/>
                 <w:sz w:val="17"/>
               </w:rPr>
-              <w:t xml:space="preserve">NLS-ST: thực hành tạo/sửa sản phẩm số theo hướng dẫn.</w:t>
+              <w:t xml:space="preserve">NLS-ST (Cơ bản 2): 3.1.CB2a: Xác định được các cách tạo và chỉnh sửa nội dung đơn giản ở các định dạng đơn giản.</w:t>
+            </w:r>
+          </w:p>
+          <w:p>
+            <w:pPr>
+              <w:spacing w:after="0" w:line="240" w:lineRule="auto"/>
+              <w:jc w:val="left"/>
+            </w:pPr>
+            <w:r>
+              <w:rPr>
+                <w:rFonts w:ascii="Times New Roman" w:hAnsi="Times New Roman" w:eastAsia="Times New Roman"/>
+                <w:sz w:val="17"/>
+              </w:rPr>
+              <w:t xml:space="preserve">NLS-ST (Cơ bản 2): 3.1.CB2b: Chọn được cách thể hiện bản thân thông qua việc tạo ra các nội dung số đơn giản</w:t>
             </w:r>
           </w:p>
         </w:tc>
@@ -2516,19 +2638,13 @@
               <w:bottom w:val="single" w:sz="8" w:space="0" w:color="000000"/>
             </w:tcBorders>
             <w:vAlign w:val="center"/>
-          </w:tcPr>
-          <w:p>
-            <w:pPr>
-              <w:spacing w:after="0" w:line="240" w:lineRule="auto"/>
-              <w:jc w:val="left"/>
-            </w:pPr>
-            <w:r>
-              <w:rPr>
-                <w:rFonts w:ascii="Times New Roman" w:hAnsi="Times New Roman" w:eastAsia="Times New Roman"/>
-                <w:sz w:val="18"/>
-              </w:rPr>
-              <w:t xml:space="preserve"/>
-            </w:r>
+            <w:vMerge/>
+          </w:tcPr>
+          <w:p>
+            <w:pPr>
+              <w:spacing w:after="0" w:line="240" w:lineRule="auto"/>
+              <w:jc w:val="left"/>
+            </w:pPr>
           </w:p>
         </w:tc>
         <w:tc>
@@ -2650,19 +2766,13 @@
               <w:bottom w:val="single" w:sz="8" w:space="0" w:color="000000"/>
             </w:tcBorders>
             <w:vAlign w:val="center"/>
-          </w:tcPr>
-          <w:p>
-            <w:pPr>
-              <w:spacing w:after="0" w:line="240" w:lineRule="auto"/>
-              <w:jc w:val="left"/>
-            </w:pPr>
-            <w:r>
-              <w:rPr>
-                <w:rFonts w:ascii="Times New Roman" w:hAnsi="Times New Roman" w:eastAsia="Times New Roman"/>
-                <w:sz w:val="18"/>
-              </w:rPr>
-              <w:t xml:space="preserve"/>
-            </w:r>
+            <w:vMerge/>
+          </w:tcPr>
+          <w:p>
+            <w:pPr>
+              <w:spacing w:after="0" w:line="240" w:lineRule="auto"/>
+              <w:jc w:val="left"/>
+            </w:pPr>
           </w:p>
         </w:tc>
         <w:tc>
@@ -2783,6 +2893,7 @@
               <w:bottom w:val="single" w:sz="8" w:space="0" w:color="000000"/>
             </w:tcBorders>
             <w:vAlign w:val="center"/>
+            <w:vMerge w:val="restart"/>
           </w:tcPr>
           <w:p>
             <w:pPr>
@@ -2917,19 +3028,13 @@
               <w:bottom w:val="single" w:sz="8" w:space="0" w:color="000000"/>
             </w:tcBorders>
             <w:vAlign w:val="center"/>
-          </w:tcPr>
-          <w:p>
-            <w:pPr>
-              <w:spacing w:after="0" w:line="240" w:lineRule="auto"/>
-              <w:jc w:val="left"/>
-            </w:pPr>
-            <w:r>
-              <w:rPr>
-                <w:rFonts w:ascii="Times New Roman" w:hAnsi="Times New Roman" w:eastAsia="Times New Roman"/>
-                <w:sz w:val="18"/>
-              </w:rPr>
-              <w:t xml:space="preserve"/>
-            </w:r>
+            <w:vMerge/>
+          </w:tcPr>
+          <w:p>
+            <w:pPr>
+              <w:spacing w:after="0" w:line="240" w:lineRule="auto"/>
+              <w:jc w:val="left"/>
+            </w:pPr>
           </w:p>
         </w:tc>
         <w:tc>
@@ -3076,6 +3181,7 @@
               <w:bottom w:val="single" w:sz="8" w:space="0" w:color="000000"/>
             </w:tcBorders>
             <w:vAlign w:val="center"/>
+            <w:vMerge w:val="restart"/>
           </w:tcPr>
           <w:p>
             <w:pPr>
@@ -3144,6 +3250,32 @@
             </w:tcBorders>
             <w:vAlign w:val="center"/>
           </w:tcPr>
+          <w:p>
+            <w:pPr>
+              <w:spacing w:after="0" w:line="240" w:lineRule="auto"/>
+              <w:jc w:val="left"/>
+            </w:pPr>
+            <w:r>
+              <w:rPr>
+                <w:rFonts w:ascii="Times New Roman" w:hAnsi="Times New Roman" w:eastAsia="Times New Roman"/>
+                <w:sz w:val="17"/>
+              </w:rPr>
+              <w:t xml:space="preserve">NLS-ST (Cơ bản 2): 3.1.CB2a: Xác định được các cách tạo và chỉnh sửa nội dung đơn giản ở các định dạng đơn giản.</w:t>
+            </w:r>
+          </w:p>
+          <w:p>
+            <w:pPr>
+              <w:spacing w:after="0" w:line="240" w:lineRule="auto"/>
+              <w:jc w:val="left"/>
+            </w:pPr>
+            <w:r>
+              <w:rPr>
+                <w:rFonts w:ascii="Times New Roman" w:hAnsi="Times New Roman" w:eastAsia="Times New Roman"/>
+                <w:sz w:val="17"/>
+              </w:rPr>
+              <w:t xml:space="preserve">NLS-ST (Cơ bản 2): 3.1.CB2b: Chọn được cách thể hiện bản thân thông qua việc tạo ra các nội dung số đơn giản.</w:t>
+            </w:r>
+          </w:p>
           <w:p>
             <w:pPr>
               <w:spacing w:after="0" w:line="240" w:lineRule="auto"/>
@@ -3211,6 +3343,7 @@
               <w:bottom w:val="single" w:sz="8" w:space="0" w:color="000000"/>
             </w:tcBorders>
             <w:vAlign w:val="center"/>
+            <w:vMerge w:val="restart"/>
           </w:tcPr>
           <w:p>
             <w:pPr>
@@ -3289,7 +3422,7 @@
                 <w:rFonts w:ascii="Times New Roman" w:hAnsi="Times New Roman" w:eastAsia="Times New Roman"/>
                 <w:sz w:val="17"/>
               </w:rPr>
-              <w:t xml:space="preserve">NLS-ST: thực hành tạo/sửa sản phẩm số theo hướng dẫn.</w:t>
+              <w:t xml:space="preserve">NLS-ST (Cơ bản 2): 3.4.CB2a: Liệt kê được các hướng dẫn đơn giản để hệ thống máy tính giải quyết một vấn đề đơn giản hoặc thực hiện một nhiệm vụ đơn giản.</w:t>
             </w:r>
           </w:p>
         </w:tc>
@@ -3346,19 +3479,13 @@
               <w:bottom w:val="single" w:sz="8" w:space="0" w:color="000000"/>
             </w:tcBorders>
             <w:vAlign w:val="center"/>
-          </w:tcPr>
-          <w:p>
-            <w:pPr>
-              <w:spacing w:after="0" w:line="240" w:lineRule="auto"/>
-              <w:jc w:val="left"/>
-            </w:pPr>
-            <w:r>
-              <w:rPr>
-                <w:rFonts w:ascii="Times New Roman" w:hAnsi="Times New Roman" w:eastAsia="Times New Roman"/>
-                <w:sz w:val="18"/>
-              </w:rPr>
-              <w:t xml:space="preserve"/>
-            </w:r>
+            <w:vMerge/>
+          </w:tcPr>
+          <w:p>
+            <w:pPr>
+              <w:spacing w:after="0" w:line="240" w:lineRule="auto"/>
+              <w:jc w:val="left"/>
+            </w:pPr>
           </w:p>
         </w:tc>
         <w:tc>
@@ -3423,7 +3550,7 @@
                 <w:rFonts w:ascii="Times New Roman" w:hAnsi="Times New Roman" w:eastAsia="Times New Roman"/>
                 <w:sz w:val="17"/>
               </w:rPr>
-              <w:t xml:space="preserve">NLS-ST: thực hành tạo/sửa sản phẩm số theo hướng dẫn.</w:t>
+              <w:t xml:space="preserve">NLS-ST (Cơ bản 2): 3.4.CB2a: Liệt kê được các hướng dẫn đơn giản để hệ thống máy tính giải quyết một vấn đề đơn giản hoặc thực hiện một nhiệm vụ đơn giản.</w:t>
             </w:r>
           </w:p>
         </w:tc>
@@ -3480,19 +3607,13 @@
               <w:bottom w:val="single" w:sz="8" w:space="0" w:color="000000"/>
             </w:tcBorders>
             <w:vAlign w:val="center"/>
-          </w:tcPr>
-          <w:p>
-            <w:pPr>
-              <w:spacing w:after="0" w:line="240" w:lineRule="auto"/>
-              <w:jc w:val="left"/>
-            </w:pPr>
-            <w:r>
-              <w:rPr>
-                <w:rFonts w:ascii="Times New Roman" w:hAnsi="Times New Roman" w:eastAsia="Times New Roman"/>
-                <w:sz w:val="18"/>
-              </w:rPr>
-              <w:t xml:space="preserve"/>
-            </w:r>
+            <w:vMerge/>
+          </w:tcPr>
+          <w:p>
+            <w:pPr>
+              <w:spacing w:after="0" w:line="240" w:lineRule="auto"/>
+              <w:jc w:val="left"/>
+            </w:pPr>
           </w:p>
         </w:tc>
         <w:tc>
@@ -3557,6 +3678,7 @@
                 <w:rFonts w:ascii="Times New Roman" w:hAnsi="Times New Roman" w:eastAsia="Times New Roman"/>
                 <w:sz w:val="17"/>
               </w:rPr>
+              <w:t xml:space="preserve">NLS-ST (Cơ bản 2): 3.4.CB2a: Liệt kê được các hướng dẫn đơn giản để hệ thống máy tính giải quyết một vấn đề đơn giản hoặc thực hiện một nhiệm vụ đơn giản.</w:t>
             </w:r>
           </w:p>
         </w:tc>
@@ -3613,19 +3735,13 @@
               <w:bottom w:val="single" w:sz="8" w:space="0" w:color="000000"/>
             </w:tcBorders>
             <w:vAlign w:val="center"/>
-          </w:tcPr>
-          <w:p>
-            <w:pPr>
-              <w:spacing w:after="0" w:line="240" w:lineRule="auto"/>
-              <w:jc w:val="left"/>
-            </w:pPr>
-            <w:r>
-              <w:rPr>
-                <w:rFonts w:ascii="Times New Roman" w:hAnsi="Times New Roman" w:eastAsia="Times New Roman"/>
-                <w:sz w:val="18"/>
-              </w:rPr>
-              <w:t xml:space="preserve"/>
-            </w:r>
+            <w:vMerge/>
+          </w:tcPr>
+          <w:p>
+            <w:pPr>
+              <w:spacing w:after="0" w:line="240" w:lineRule="auto"/>
+              <w:jc w:val="left"/>
+            </w:pPr>
           </w:p>
         </w:tc>
         <w:tc>
@@ -3690,6 +3806,7 @@
                 <w:rFonts w:ascii="Times New Roman" w:hAnsi="Times New Roman" w:eastAsia="Times New Roman"/>
                 <w:sz w:val="17"/>
               </w:rPr>
+              <w:t xml:space="preserve">NLS-ST (Cơ bản 2): 3.4.CB2a: Liệt kê được các hướng dẫn đơn giản để hệ thống máy tính giải quyết một vấn đề đơn giản hoặc thực hiện một nhiệm vụ đơn giản.</w:t>
             </w:r>
           </w:p>
         </w:tc>
@@ -3746,19 +3863,13 @@
               <w:bottom w:val="single" w:sz="8" w:space="0" w:color="000000"/>
             </w:tcBorders>
             <w:vAlign w:val="center"/>
-          </w:tcPr>
-          <w:p>
-            <w:pPr>
-              <w:spacing w:after="0" w:line="240" w:lineRule="auto"/>
-              <w:jc w:val="left"/>
-            </w:pPr>
-            <w:r>
-              <w:rPr>
-                <w:rFonts w:ascii="Times New Roman" w:hAnsi="Times New Roman" w:eastAsia="Times New Roman"/>
-                <w:sz w:val="18"/>
-              </w:rPr>
-              <w:t xml:space="preserve"/>
-            </w:r>
+            <w:vMerge/>
+          </w:tcPr>
+          <w:p>
+            <w:pPr>
+              <w:spacing w:after="0" w:line="240" w:lineRule="auto"/>
+              <w:jc w:val="left"/>
+            </w:pPr>
           </w:p>
         </w:tc>
         <w:tc>
@@ -3823,6 +3934,7 @@
                 <w:rFonts w:ascii="Times New Roman" w:hAnsi="Times New Roman" w:eastAsia="Times New Roman"/>
                 <w:sz w:val="17"/>
               </w:rPr>
+              <w:t xml:space="preserve">NLS-ST (Cơ bản 2): 3.4.CB2a: Liệt kê được các hướng dẫn đơn giản để hệ thống máy tính giải quyết một vấn đề đơn giản hoặc thực hiện một nhiệm vụ đơn giản.</w:t>
             </w:r>
           </w:p>
         </w:tc>
@@ -3879,19 +3991,13 @@
               <w:bottom w:val="single" w:sz="8" w:space="0" w:color="000000"/>
             </w:tcBorders>
             <w:vAlign w:val="center"/>
-          </w:tcPr>
-          <w:p>
-            <w:pPr>
-              <w:spacing w:after="0" w:line="240" w:lineRule="auto"/>
-              <w:jc w:val="left"/>
-            </w:pPr>
-            <w:r>
-              <w:rPr>
-                <w:rFonts w:ascii="Times New Roman" w:hAnsi="Times New Roman" w:eastAsia="Times New Roman"/>
-                <w:sz w:val="18"/>
-              </w:rPr>
-              <w:t xml:space="preserve"/>
-            </w:r>
+            <w:vMerge/>
+          </w:tcPr>
+          <w:p>
+            <w:pPr>
+              <w:spacing w:after="0" w:line="240" w:lineRule="auto"/>
+              <w:jc w:val="left"/>
+            </w:pPr>
           </w:p>
         </w:tc>
         <w:tc>
@@ -3956,6 +4062,7 @@
                 <w:rFonts w:ascii="Times New Roman" w:hAnsi="Times New Roman" w:eastAsia="Times New Roman"/>
                 <w:sz w:val="17"/>
               </w:rPr>
+              <w:t xml:space="preserve">NLS-ST (Cơ bản 2): 3.4.CB2a: Liệt kê được các hướng dẫn đơn giản để hệ thống máy tính giải quyết một vấn đề đơn giản hoặc thực hiện một nhiệm vụ đơn giản.</w:t>
             </w:r>
           </w:p>
         </w:tc>
@@ -4012,19 +4119,13 @@
               <w:bottom w:val="single" w:sz="8" w:space="0" w:color="000000"/>
             </w:tcBorders>
             <w:vAlign w:val="center"/>
-          </w:tcPr>
-          <w:p>
-            <w:pPr>
-              <w:spacing w:after="0" w:line="240" w:lineRule="auto"/>
-              <w:jc w:val="left"/>
-            </w:pPr>
-            <w:r>
-              <w:rPr>
-                <w:rFonts w:ascii="Times New Roman" w:hAnsi="Times New Roman" w:eastAsia="Times New Roman"/>
-                <w:sz w:val="18"/>
-              </w:rPr>
-              <w:t xml:space="preserve"/>
-            </w:r>
+            <w:vMerge/>
+          </w:tcPr>
+          <w:p>
+            <w:pPr>
+              <w:spacing w:after="0" w:line="240" w:lineRule="auto"/>
+              <w:jc w:val="left"/>
+            </w:pPr>
           </w:p>
         </w:tc>
         <w:tc>
@@ -4089,6 +4190,7 @@
                 <w:rFonts w:ascii="Times New Roman" w:hAnsi="Times New Roman" w:eastAsia="Times New Roman"/>
                 <w:sz w:val="17"/>
               </w:rPr>
+              <w:t xml:space="preserve">NLS-ST (Cơ bản 2): 3.4.CB2a: Liệt kê được các hướng dẫn đơn giản để hệ thống máy tính giải quyết một vấn đề đơn giản hoặc thực hiện một nhiệm vụ đơn giản.</w:t>
             </w:r>
           </w:p>
         </w:tc>
@@ -4145,19 +4247,13 @@
               <w:bottom w:val="single" w:sz="8" w:space="0" w:color="000000"/>
             </w:tcBorders>
             <w:vAlign w:val="center"/>
-          </w:tcPr>
-          <w:p>
-            <w:pPr>
-              <w:spacing w:after="0" w:line="240" w:lineRule="auto"/>
-              <w:jc w:val="left"/>
-            </w:pPr>
-            <w:r>
-              <w:rPr>
-                <w:rFonts w:ascii="Times New Roman" w:hAnsi="Times New Roman" w:eastAsia="Times New Roman"/>
-                <w:sz w:val="18"/>
-              </w:rPr>
-              <w:t xml:space="preserve"/>
-            </w:r>
+            <w:vMerge/>
+          </w:tcPr>
+          <w:p>
+            <w:pPr>
+              <w:spacing w:after="0" w:line="240" w:lineRule="auto"/>
+              <w:jc w:val="left"/>
+            </w:pPr>
           </w:p>
         </w:tc>
         <w:tc>
@@ -4222,6 +4318,7 @@
                 <w:rFonts w:ascii="Times New Roman" w:hAnsi="Times New Roman" w:eastAsia="Times New Roman"/>
                 <w:sz w:val="17"/>
               </w:rPr>
+              <w:t xml:space="preserve">NLS-ST (Cơ bản 2): 3.4.CB2a: Liệt kê được các hướng dẫn đơn giản để hệ thống máy tính giải quyết một vấn đề đơn giản hoặc thực hiện một nhiệm vụ đơn giản.</w:t>
             </w:r>
           </w:p>
         </w:tc>
@@ -4278,19 +4375,13 @@
               <w:bottom w:val="single" w:sz="8" w:space="0" w:color="000000"/>
             </w:tcBorders>
             <w:vAlign w:val="center"/>
-          </w:tcPr>
-          <w:p>
-            <w:pPr>
-              <w:spacing w:after="0" w:line="240" w:lineRule="auto"/>
-              <w:jc w:val="left"/>
-            </w:pPr>
-            <w:r>
-              <w:rPr>
-                <w:rFonts w:ascii="Times New Roman" w:hAnsi="Times New Roman" w:eastAsia="Times New Roman"/>
-                <w:sz w:val="18"/>
-              </w:rPr>
-              <w:t xml:space="preserve"/>
-            </w:r>
+            <w:vMerge/>
+          </w:tcPr>
+          <w:p>
+            <w:pPr>
+              <w:spacing w:after="0" w:line="240" w:lineRule="auto"/>
+              <w:jc w:val="left"/>
+            </w:pPr>
           </w:p>
         </w:tc>
         <w:tc>
@@ -4355,7 +4446,20 @@
                 <w:rFonts w:ascii="Times New Roman" w:hAnsi="Times New Roman" w:eastAsia="Times New Roman"/>
                 <w:sz w:val="17"/>
               </w:rPr>
-              <w:t>Bài học Stems: Bài - Lập trình trò chơi</w:t>
+              <w:t xml:space="preserve">NLS-ST (Cơ bản 2): 3.4.CB2a: Liệt kê được các hướng dẫn đơn giản để hệ thống máy tính giải quyết một vấn đề đơn giản hoặc thực hiện một nhiệm vụ đơn giản.</w:t>
+            </w:r>
+          </w:p>
+          <w:p>
+            <w:pPr>
+              <w:spacing w:after="0" w:line="240" w:lineRule="auto"/>
+              <w:jc w:val="left"/>
+            </w:pPr>
+            <w:r>
+              <w:rPr>
+                <w:rFonts w:ascii="Times New Roman" w:hAnsi="Times New Roman" w:eastAsia="Times New Roman"/>
+                <w:sz w:val="17"/>
+              </w:rPr>
+              <w:t xml:space="preserve">Bài học Stems: Bài - Lập trình trò chơi</w:t>
             </w:r>
           </w:p>
         </w:tc>
@@ -4412,19 +4516,13 @@
               <w:bottom w:val="single" w:sz="8" w:space="0" w:color="000000"/>
             </w:tcBorders>
             <w:vAlign w:val="center"/>
-          </w:tcPr>
-          <w:p>
-            <w:pPr>
-              <w:spacing w:after="0" w:line="240" w:lineRule="auto"/>
-              <w:jc w:val="left"/>
-            </w:pPr>
-            <w:r>
-              <w:rPr>
-                <w:rFonts w:ascii="Times New Roman" w:hAnsi="Times New Roman" w:eastAsia="Times New Roman"/>
-                <w:sz w:val="18"/>
-              </w:rPr>
-              <w:t xml:space="preserve"/>
-            </w:r>
+            <w:vMerge/>
+          </w:tcPr>
+          <w:p>
+            <w:pPr>
+              <w:spacing w:after="0" w:line="240" w:lineRule="auto"/>
+              <w:jc w:val="left"/>
+            </w:pPr>
           </w:p>
         </w:tc>
         <w:tc>
@@ -4489,6 +4587,20 @@
                 <w:rFonts w:ascii="Times New Roman" w:hAnsi="Times New Roman" w:eastAsia="Times New Roman"/>
                 <w:sz w:val="17"/>
               </w:rPr>
+              <w:t xml:space="preserve">NLS-ST (Cơ bản 2): 3.4.CB2a: Liệt kê được các hướng dẫn đơn giản để hệ thống máy tính giải quyết một vấn đề đơn giản hoặc thực hiện một nhiệm vụ đơn giản.</w:t>
+            </w:r>
+          </w:p>
+          <w:p>
+            <w:pPr>
+              <w:spacing w:after="0" w:line="240" w:lineRule="auto"/>
+              <w:jc w:val="left"/>
+            </w:pPr>
+            <w:r>
+              <w:rPr>
+                <w:rFonts w:ascii="Times New Roman" w:hAnsi="Times New Roman" w:eastAsia="Times New Roman"/>
+                <w:sz w:val="17"/>
+              </w:rPr>
+              <w:t xml:space="preserve">STEM: Bài học STEM.</w:t>
             </w:r>
           </w:p>
         </w:tc>
@@ -4545,19 +4657,13 @@
               <w:bottom w:val="single" w:sz="8" w:space="0" w:color="000000"/>
             </w:tcBorders>
             <w:vAlign w:val="center"/>
-          </w:tcPr>
-          <w:p>
-            <w:pPr>
-              <w:spacing w:after="0" w:line="240" w:lineRule="auto"/>
-              <w:jc w:val="left"/>
-            </w:pPr>
-            <w:r>
-              <w:rPr>
-                <w:rFonts w:ascii="Times New Roman" w:hAnsi="Times New Roman" w:eastAsia="Times New Roman"/>
-                <w:sz w:val="18"/>
-              </w:rPr>
-              <w:t xml:space="preserve"/>
-            </w:r>
+            <w:vMerge/>
+          </w:tcPr>
+          <w:p>
+            <w:pPr>
+              <w:spacing w:after="0" w:line="240" w:lineRule="auto"/>
+              <w:jc w:val="left"/>
+            </w:pPr>
           </w:p>
         </w:tc>
         <w:tc>
@@ -4622,6 +4728,20 @@
                 <w:rFonts w:ascii="Times New Roman" w:hAnsi="Times New Roman" w:eastAsia="Times New Roman"/>
                 <w:sz w:val="17"/>
               </w:rPr>
+              <w:t xml:space="preserve">NLS-ST (Cơ bản 2): 3.4.CB2a: Liệt kê được các hướng dẫn đơn giản để hệ thống máy tính giải quyết một vấn đề đơn giản hoặc thực hiện một nhiệm vụ đơn giản.</w:t>
+            </w:r>
+          </w:p>
+          <w:p>
+            <w:pPr>
+              <w:spacing w:after="0" w:line="240" w:lineRule="auto"/>
+              <w:jc w:val="left"/>
+            </w:pPr>
+            <w:r>
+              <w:rPr>
+                <w:rFonts w:ascii="Times New Roman" w:hAnsi="Times New Roman" w:eastAsia="Times New Roman"/>
+                <w:sz w:val="17"/>
+              </w:rPr>
+              <w:t xml:space="preserve">STEM: Bài học STEM.</w:t>
             </w:r>
           </w:p>
         </w:tc>
@@ -4678,19 +4798,13 @@
               <w:bottom w:val="single" w:sz="8" w:space="0" w:color="000000"/>
             </w:tcBorders>
             <w:vAlign w:val="center"/>
-          </w:tcPr>
-          <w:p>
-            <w:pPr>
-              <w:spacing w:after="0" w:line="240" w:lineRule="auto"/>
-              <w:jc w:val="left"/>
-            </w:pPr>
-            <w:r>
-              <w:rPr>
-                <w:rFonts w:ascii="Times New Roman" w:hAnsi="Times New Roman" w:eastAsia="Times New Roman"/>
-                <w:sz w:val="18"/>
-              </w:rPr>
-              <w:t xml:space="preserve"/>
-            </w:r>
+            <w:vMerge/>
+          </w:tcPr>
+          <w:p>
+            <w:pPr>
+              <w:spacing w:after="0" w:line="240" w:lineRule="auto"/>
+              <w:jc w:val="left"/>
+            </w:pPr>
           </w:p>
         </w:tc>
         <w:tc>
@@ -4755,6 +4869,20 @@
                 <w:rFonts w:ascii="Times New Roman" w:hAnsi="Times New Roman" w:eastAsia="Times New Roman"/>
                 <w:sz w:val="17"/>
               </w:rPr>
+              <w:t xml:space="preserve">NLS-ST (Cơ bản 2): 3.4.CB2a: Liệt kê được các hướng dẫn đơn giản để hệ thống máy tính giải quyết một vấn đề đơn giản hoặc thực hiện một nhiệm vụ đơn giản.</w:t>
+            </w:r>
+          </w:p>
+          <w:p>
+            <w:pPr>
+              <w:spacing w:after="0" w:line="240" w:lineRule="auto"/>
+              <w:jc w:val="left"/>
+            </w:pPr>
+            <w:r>
+              <w:rPr>
+                <w:rFonts w:ascii="Times New Roman" w:hAnsi="Times New Roman" w:eastAsia="Times New Roman"/>
+                <w:sz w:val="17"/>
+              </w:rPr>
+              <w:t xml:space="preserve">STEM: Bài học STEM.</w:t>
             </w:r>
           </w:p>
         </w:tc>
@@ -4811,19 +4939,13 @@
               <w:bottom w:val="single" w:sz="8" w:space="0" w:color="000000"/>
             </w:tcBorders>
             <w:vAlign w:val="center"/>
-          </w:tcPr>
-          <w:p>
-            <w:pPr>
-              <w:spacing w:after="0" w:line="240" w:lineRule="auto"/>
-              <w:jc w:val="left"/>
-            </w:pPr>
-            <w:r>
-              <w:rPr>
-                <w:rFonts w:ascii="Times New Roman" w:hAnsi="Times New Roman" w:eastAsia="Times New Roman"/>
-                <w:sz w:val="18"/>
-              </w:rPr>
-              <w:t xml:space="preserve"/>
-            </w:r>
+            <w:vMerge/>
+          </w:tcPr>
+          <w:p>
+            <w:pPr>
+              <w:spacing w:after="0" w:line="240" w:lineRule="auto"/>
+              <w:jc w:val="left"/>
+            </w:pPr>
           </w:p>
         </w:tc>
         <w:tc>
@@ -4888,6 +5010,20 @@
                 <w:rFonts w:ascii="Times New Roman" w:hAnsi="Times New Roman" w:eastAsia="Times New Roman"/>
                 <w:sz w:val="17"/>
               </w:rPr>
+              <w:t xml:space="preserve">NLS-ST (Cơ bản 2): 3.4.CB2a: Liệt kê được các hướng dẫn đơn giản để hệ thống máy tính giải quyết một vấn đề đơn giản hoặc thực hiện một nhiệm vụ đơn giản.</w:t>
+            </w:r>
+          </w:p>
+          <w:p>
+            <w:pPr>
+              <w:spacing w:after="0" w:line="240" w:lineRule="auto"/>
+              <w:jc w:val="left"/>
+            </w:pPr>
+            <w:r>
+              <w:rPr>
+                <w:rFonts w:ascii="Times New Roman" w:hAnsi="Times New Roman" w:eastAsia="Times New Roman"/>
+                <w:sz w:val="17"/>
+              </w:rPr>
+              <w:t xml:space="preserve">STEM: Bài học STEM.</w:t>
             </w:r>
           </w:p>
         </w:tc>
@@ -4944,19 +5080,13 @@
               <w:bottom w:val="single" w:sz="8" w:space="0" w:color="000000"/>
             </w:tcBorders>
             <w:vAlign w:val="center"/>
-          </w:tcPr>
-          <w:p>
-            <w:pPr>
-              <w:spacing w:after="0" w:line="240" w:lineRule="auto"/>
-              <w:jc w:val="left"/>
-            </w:pPr>
-            <w:r>
-              <w:rPr>
-                <w:rFonts w:ascii="Times New Roman" w:hAnsi="Times New Roman" w:eastAsia="Times New Roman"/>
-                <w:sz w:val="18"/>
-              </w:rPr>
-              <w:t xml:space="preserve"/>
-            </w:r>
+            <w:vMerge/>
+          </w:tcPr>
+          <w:p>
+            <w:pPr>
+              <w:spacing w:after="0" w:line="240" w:lineRule="auto"/>
+              <w:jc w:val="left"/>
+            </w:pPr>
           </w:p>
         </w:tc>
         <w:tc>
@@ -5021,6 +5151,20 @@
                 <w:rFonts w:ascii="Times New Roman" w:hAnsi="Times New Roman" w:eastAsia="Times New Roman"/>
                 <w:sz w:val="17"/>
               </w:rPr>
+              <w:t xml:space="preserve">NLS-ST (Cơ bản 2): 3.4.CB2a: Liệt kê được các hướng dẫn đơn giản để hệ thống máy tính giải quyết một vấn đề đơn giản hoặc thực hiện một nhiệm vụ đơn giản.</w:t>
+            </w:r>
+          </w:p>
+          <w:p>
+            <w:pPr>
+              <w:spacing w:after="0" w:line="240" w:lineRule="auto"/>
+              <w:jc w:val="left"/>
+            </w:pPr>
+            <w:r>
+              <w:rPr>
+                <w:rFonts w:ascii="Times New Roman" w:hAnsi="Times New Roman" w:eastAsia="Times New Roman"/>
+                <w:sz w:val="17"/>
+              </w:rPr>
+              <w:t xml:space="preserve">STEM: Bài học STEM.</w:t>
             </w:r>
           </w:p>
         </w:tc>
@@ -5077,6 +5221,7 @@
               <w:bottom w:val="single" w:sz="8" w:space="0" w:color="000000"/>
             </w:tcBorders>
             <w:vAlign w:val="center"/>
+            <w:vMerge w:val="restart"/>
           </w:tcPr>
           <w:p>
             <w:pPr>
@@ -5211,19 +5356,13 @@
               <w:bottom w:val="single" w:sz="8" w:space="0" w:color="000000"/>
             </w:tcBorders>
             <w:vAlign w:val="center"/>
-          </w:tcPr>
-          <w:p>
-            <w:pPr>
-              <w:spacing w:after="0" w:line="240" w:lineRule="auto"/>
-              <w:jc w:val="left"/>
-            </w:pPr>
-            <w:r>
-              <w:rPr>
-                <w:rFonts w:ascii="Times New Roman" w:hAnsi="Times New Roman" w:eastAsia="Times New Roman"/>
-                <w:sz w:val="18"/>
-              </w:rPr>
-              <w:t xml:space="preserve"/>
-            </w:r>
+            <w:vMerge/>
+          </w:tcPr>
+          <w:p>
+            <w:pPr>
+              <w:spacing w:after="0" w:line="240" w:lineRule="auto"/>
+              <w:jc w:val="left"/>
+            </w:pPr>
           </w:p>
         </w:tc>
         <w:tc>

--- a/assets/docs/lop5/Tin hoc - Lop 5.docx
+++ b/assets/docs/lop5/Tin hoc - Lop 5.docx
@@ -910,7 +910,7 @@
                 <w:i w:val="0"/>
                 <w:sz w:val="18"/>
               </w:rPr>
-              <w:t>NLS-KT (Cơ bản 2): CB2a: Xác định được nhu cầu thông tin.</w:t>
+              <w:t>NLS-KT (Cơ bản 2): HS tự nhập địa chỉ một website GV cung cấp, quan sát các thành phần của trang — thanh địa chỉ, mục lục, khối nội dung</w:t>
             </w:r>
           </w:p>
           <w:p>
@@ -923,7 +923,7 @@
                 <w:i w:val="0"/>
                 <w:sz w:val="18"/>
               </w:rPr>
-              <w:t>NLS-KT (Cơ bản 2): CB2b: Tìm được dữ liệu, thông tin và nội dung thông qua tìm kiếm đơn giản trong môi trường số.</w:t>
+              <w:t>NLS-GQVĐ (Cơ bản 2): HS dùng mục lục và ô tìm kiếm ngay trong website để đi thẳng tới phần mình cần thay vì lướt hết cả trang</w:t>
             </w:r>
           </w:p>
           <w:p>
@@ -936,33 +936,7 @@
                 <w:i w:val="0"/>
                 <w:sz w:val="18"/>
               </w:rPr>
-              <w:t>NLS-KT (Cơ bản 2): 1.1.CB2c: Tìm được cách truy cập những dữ liệu, thông tin và nội dung này cũng như điều hướng giữa chúng.</w:t>
-            </w:r>
-          </w:p>
-          <w:p>
-            <w:pPr>
-              <w:spacing w:after="0"/>
-            </w:pPr>
-            <w:r>
-              <w:rPr>
-                <w:b w:val="0"/>
-                <w:i w:val="0"/>
-                <w:sz w:val="18"/>
-              </w:rPr>
-              <w:t>NLS-KT: khai thác thông tin số đúng nguồn; tôn trọng bản quyền, an toàn khi trao đổi thông tin.</w:t>
-            </w:r>
-          </w:p>
-          <w:p>
-            <w:pPr>
-              <w:spacing w:after="0"/>
-            </w:pPr>
-            <w:r>
-              <w:rPr>
-                <w:b w:val="0"/>
-                <w:i w:val="0"/>
-                <w:sz w:val="18"/>
-              </w:rPr>
-              <w:t>NLS-AT: khai thác thông tin số đúng nguồn; tôn trọng bản quyền, an toàn khi trao đổi thông tin.</w:t>
+              <w:t>NLS-AT: Chỉ truy cập website GV cho phép; không nháy vào quảng cáo</w:t>
             </w:r>
           </w:p>
         </w:tc>

--- a/assets/docs/lop5/Tin hoc - Lop 5.docx
+++ b/assets/docs/lop5/Tin hoc - Lop 5.docx
@@ -624,7 +624,7 @@
                 <w:i w:val="0"/>
                 <w:sz w:val="18"/>
               </w:rPr>
-              <w:t>NLS-GQVĐ (Cơ bản 2, TT 02: 5.2.CB2a): GV chiếu phim ngắn về người dùng máy tính trong học tập, đời sống; HS nêu việc cần làm, ghép nhu cầu với đúng phần mềm</w:t>
+              <w:t>NLS-GQVĐ (Cơ bản 2, TT 02: 5.2.CB2a): GV chiếu đoạn phim ngắn về người dùng máy tính trong học tập, công việc, đời sống để mở bài “Em có thể làm gì với máy tính?”</w:t>
             </w:r>
           </w:p>
           <w:p>
@@ -637,7 +637,7 @@
                 <w:i w:val="0"/>
                 <w:sz w:val="18"/>
               </w:rPr>
-              <w:t>NLS-KT (Cơ bản 2): HS mở tệp mẫu trong thư mục lớp gồm văn bản, bảng tính, bức vẽ, nói mỗi tệp tạo bằng công việc nào</w:t>
+              <w:t>NLS-KT (Cơ bản 2): HS mở các tệp mẫu trong thư mục của lớp gồm một văn bản, một bảng tính, một bức vẽ</w:t>
             </w:r>
           </w:p>
           <w:p>
@@ -650,7 +650,7 @@
                 <w:i w:val="0"/>
                 <w:sz w:val="18"/>
               </w:rPr>
-              <w:t>NLS-AT: Đăng nhập bằng tài khoản GV cấp, không lưu mật khẩu máy chung.</w:t>
+              <w:t>NLS-AT: Đăng nhập bằng tài khoản GV cấp, không dùng tài khoản của bạn và không lưu mật khẩu</w:t>
             </w:r>
           </w:p>
         </w:tc>
@@ -767,33 +767,6 @@
                 <w:i w:val="0"/>
                 <w:sz w:val="18"/>
               </w:rPr>
-              <w:t>NLS-ST (Cơ bản 2): HS mở phần mềm soạn thảo hoặc vẽ, gõ vài dòng giới thiệu bản thân, lưu đúng thư mục, đặt tên tệp theo quy ước lớp</w:t>
-            </w:r>
-          </w:p>
-          <w:p>
-            <w:pPr>
-              <w:spacing w:after="0"/>
-            </w:pPr>
-            <w:r>
-              <w:rPr>
-                <w:b w:val="0"/>
-                <w:i w:val="0"/>
-                <w:sz w:val="18"/>
-              </w:rPr>
-              <w:t>AI-NB (Cơ bản 2, QĐ 2422: 5.A2.1): GV dùng công cụ AI tạo hình minh hoạ, câu gợi ý cho bài; HS đối chiếu SGK, giải thích AI chỉ hỗ trợ</w:t>
-            </w:r>
-          </w:p>
-          <w:p>
-            <w:pPr>
-              <w:spacing w:after="0"/>
-            </w:pPr>
-            <w:r>
-              <w:rPr>
-                <w:b w:val="0"/>
-                <w:i w:val="0"/>
-                <w:sz w:val="18"/>
-              </w:rPr>
-              <w:t>NLS-AT: Không nhập họ tên, địa chỉ vào công cụ trên mạng; kết quả máy tạo phải sửa lại.</w:t>
             </w:r>
           </w:p>
         </w:tc>
@@ -1053,85 +1026,6 @@
                 <w:i w:val="0"/>
                 <w:sz w:val="18"/>
               </w:rPr>
-              <w:t>NLS-KT (Cơ bản 2): CB2a: Phát hiện được độ tin cậy và độ chính xác của các nguồn chung của dữ liệu, thông tin và nội dung số.</w:t>
-            </w:r>
-          </w:p>
-          <w:p>
-            <w:pPr>
-              <w:spacing w:after="0"/>
-            </w:pPr>
-            <w:r>
-              <w:rPr>
-                <w:b w:val="0"/>
-                <w:i w:val="0"/>
-                <w:sz w:val="18"/>
-              </w:rPr>
-              <w:t>NLS-GT (Cơ bản 2): 2.1.CB2a: Lựa chọn được các công nghệ số đơn giản để tương tác.</w:t>
-            </w:r>
-          </w:p>
-          <w:p>
-            <w:pPr>
-              <w:spacing w:after="0"/>
-            </w:pPr>
-            <w:r>
-              <w:rPr>
-                <w:b w:val="0"/>
-                <w:i w:val="0"/>
-                <w:sz w:val="18"/>
-              </w:rPr>
-              <w:t>NLS-GT (Cơ bản 2): 2.1.CB2b: Xác định được các phương tiện giao tiếp đơn giản thích hợp cho một bối cảnh cụ thể.</w:t>
-            </w:r>
-          </w:p>
-          <w:p>
-            <w:pPr>
-              <w:spacing w:after="0"/>
-            </w:pPr>
-            <w:r>
-              <w:rPr>
-                <w:b w:val="0"/>
-                <w:i w:val="0"/>
-                <w:sz w:val="18"/>
-              </w:rPr>
-              <w:t>NLS-GT (Cơ bản 2): 2.2.CB2a: Nhận biết được các công nghệ số đơn giản, phù hợp để chia sẻ dữ liệu, thông tin và nội dung kỹ thuật số.</w:t>
-            </w:r>
-          </w:p>
-          <w:p>
-            <w:pPr>
-              <w:spacing w:after="0"/>
-            </w:pPr>
-            <w:r>
-              <w:rPr>
-                <w:b w:val="0"/>
-                <w:i w:val="0"/>
-                <w:sz w:val="18"/>
-              </w:rPr>
-              <w:t>NLS-GT (Cơ bản 2): 2.4.CB2a: Chọn được những công cụ và công nghệ số đơn giản cho các quá trình cộng tác.</w:t>
-            </w:r>
-          </w:p>
-          <w:p>
-            <w:pPr>
-              <w:spacing w:after="0"/>
-            </w:pPr>
-            <w:r>
-              <w:rPr>
-                <w:b w:val="0"/>
-                <w:i w:val="0"/>
-                <w:sz w:val="18"/>
-              </w:rPr>
-              <w:t>NLS-KT: khai thác thông tin số đúng nguồn; tôn trọng bản quyền, an toàn khi trao đổi thông tin.</w:t>
-            </w:r>
-          </w:p>
-          <w:p>
-            <w:pPr>
-              <w:spacing w:after="0"/>
-            </w:pPr>
-            <w:r>
-              <w:rPr>
-                <w:b w:val="0"/>
-                <w:i w:val="0"/>
-                <w:sz w:val="18"/>
-              </w:rPr>
-              <w:t>NLS-AT: khai thác thông tin số đúng nguồn; tôn trọng bản quyền, an toàn khi trao đổi thông tin.</w:t>
             </w:r>
           </w:p>
         </w:tc>
@@ -1248,7 +1142,7 @@
                 <w:i w:val="0"/>
                 <w:sz w:val="18"/>
               </w:rPr>
-              <w:t>NLS-KT (Cơ bản 2): CB2a: Xác định được nhu cầu thông tin.</w:t>
+              <w:t>NLS-GQVĐ (Cơ bản 2): HS nhận một vấn đề thật của lớp — chọn cây trồng cho góc lớp</w:t>
             </w:r>
           </w:p>
           <w:p>
@@ -1261,7 +1155,7 @@
                 <w:i w:val="0"/>
                 <w:sz w:val="18"/>
               </w:rPr>
-              <w:t>NLS-KT (Cơ bản 2): 1.1.CB2b: Tìm được dữ liệu, thông tin và nội dung thông qua tìm kiếm đơn giản trong môi trường số.</w:t>
+              <w:t>NLS-KT (Cơ bản 2): HS đối chiếu thông tin tìm được với sách giáo khoa và với một trang chính thống khác</w:t>
             </w:r>
           </w:p>
           <w:p>
@@ -1274,33 +1168,7 @@
                 <w:i w:val="0"/>
                 <w:sz w:val="18"/>
               </w:rPr>
-              <w:t>NLS-KT: khai thác thông tin số đúng nguồn; tôn trọng bản quyền, an toàn khi trao đổi thông tin.</w:t>
-            </w:r>
-          </w:p>
-          <w:p>
-            <w:pPr>
-              <w:spacing w:after="0"/>
-            </w:pPr>
-            <w:r>
-              <w:rPr>
-                <w:b w:val="0"/>
-                <w:i w:val="0"/>
-                <w:sz w:val="18"/>
-              </w:rPr>
-              <w:t>NLS-AT: khai thác thông tin số đúng nguồn; tôn trọng bản quyền, an toàn khi trao đổi thông tin.</w:t>
-            </w:r>
-          </w:p>
-          <w:p>
-            <w:pPr>
-              <w:spacing w:after="0"/>
-            </w:pPr>
-            <w:r>
-              <w:rPr>
-                <w:b w:val="0"/>
-                <w:i w:val="0"/>
-                <w:sz w:val="18"/>
-              </w:rPr>
-              <w:t>AI-NB: giới thiệu mức nhận biết về công cụ gợi ý thông minh; GV kiểm soát, không dùng tài khoản cá nhân.</w:t>
+              <w:t>NLS-AT: Chỉ tìm kiếm với từ khoá phục vụ vấn đề đang giải quyết</w:t>
             </w:r>
           </w:p>
         </w:tc>
@@ -1417,46 +1285,6 @@
                 <w:i w:val="0"/>
                 <w:sz w:val="18"/>
               </w:rPr>
-              <w:t>NLS-KT (Cơ bản 2): 1.1.CB2c: Tìm được cách truy cập những dữ liệu, thông tin và nội dung này cũng như điều hướng giữa chúng.</w:t>
-            </w:r>
-          </w:p>
-          <w:p>
-            <w:pPr>
-              <w:spacing w:after="0"/>
-            </w:pPr>
-            <w:r>
-              <w:rPr>
-                <w:b w:val="0"/>
-                <w:i w:val="0"/>
-                <w:sz w:val="18"/>
-              </w:rPr>
-              <w:t>NLS-KT: khai thác thông tin số đúng nguồn; tôn trọng bản quyền, an toàn khi trao đổi thông tin.</w:t>
-            </w:r>
-          </w:p>
-          <w:p>
-            <w:pPr>
-              <w:spacing w:after="0"/>
-            </w:pPr>
-            <w:r>
-              <w:rPr>
-                <w:b w:val="0"/>
-                <w:i w:val="0"/>
-                <w:sz w:val="18"/>
-              </w:rPr>
-              <w:t>NLS-AT: khai thác thông tin số đúng nguồn; tôn trọng bản quyền, an toàn khi trao đổi thông tin.</w:t>
-            </w:r>
-          </w:p>
-          <w:p>
-            <w:pPr>
-              <w:spacing w:after="0"/>
-            </w:pPr>
-            <w:r>
-              <w:rPr>
-                <w:b w:val="0"/>
-                <w:i w:val="0"/>
-                <w:sz w:val="18"/>
-              </w:rPr>
-              <w:t>AI-NB: giới thiệu mức nhận biết về công cụ gợi ý thông minh; GV kiểm soát, không dùng tài khoản cá nhân.</w:t>
             </w:r>
           </w:p>
         </w:tc>
@@ -1573,7 +1401,33 @@
                 <w:i w:val="0"/>
                 <w:sz w:val="18"/>
               </w:rPr>
-              <w:t>NLS-AT (Cơ bản 2): 4.2.CB2a: Lựa chọn được những cách thức đơn giản để bảo vệ dữ liệu cá nhân và quyền riêng tư trong môi trường số.</w:t>
+              <w:t>NLS-GQVĐ (Cơ bản 2): HS tự mở cửa sổ quản lí tệp, đi lên đi xuống trong cây thư mục</w:t>
+            </w:r>
+          </w:p>
+          <w:p>
+            <w:pPr>
+              <w:spacing w:after="0"/>
+            </w:pPr>
+            <w:r>
+              <w:rPr>
+                <w:b w:val="0"/>
+                <w:i w:val="0"/>
+                <w:sz w:val="18"/>
+              </w:rPr>
+              <w:t>NLS-KT (Cơ bản 2): HS đọc các thông tin đi kèm mỗi tệp — kiểu tệp, dung lượng</w:t>
+            </w:r>
+          </w:p>
+          <w:p>
+            <w:pPr>
+              <w:spacing w:after="0"/>
+            </w:pPr>
+            <w:r>
+              <w:rPr>
+                <w:b w:val="0"/>
+                <w:i w:val="0"/>
+                <w:sz w:val="18"/>
+              </w:rPr>
+              <w:t>NLS-AT: Chỉ mở xem, không sửa, không di chuyển tệp của người khác và của máy</w:t>
             </w:r>
           </w:p>
         </w:tc>
@@ -1690,7 +1544,6 @@
                 <w:i w:val="0"/>
                 <w:sz w:val="18"/>
               </w:rPr>
-              <w:t>NLS-AT (Cơ bản 2): 4.2.CB2b: Nhận biết được các cách sử dụng và chia sẻ thông tin định danh cá nhân một cách an toàn, có khả năng bảo vệ bản thân và người khác.</w:t>
             </w:r>
           </w:p>
         </w:tc>
@@ -1807,7 +1660,7 @@
                 <w:i w:val="0"/>
                 <w:sz w:val="18"/>
               </w:rPr>
-              <w:t>NLS-KT: khai thác thông tin số đúng nguồn; tôn trọng bản quyền, an toàn khi trao đổi thông tin.</w:t>
+              <w:t>NLS-KT (Cơ bản 2): GV chiếu cùng một tấm ảnh ở hai nơi: một nơi ghi rõ tác giả và giấy phép sử dụng, một nơi đăng lại mà không ghi gì</w:t>
             </w:r>
           </w:p>
           <w:p>
@@ -1820,7 +1673,7 @@
                 <w:i w:val="0"/>
                 <w:sz w:val="18"/>
               </w:rPr>
-              <w:t>NLS-AT: khai thác thông tin số đúng nguồn; tôn trọng bản quyền, an toàn khi trao đổi thông tin.</w:t>
+              <w:t>NLS-ST (Cơ bản 2): HS tìm một hình ảnh hoặc đoạn nhạc được phép dùng cho bài học của mình, chép lại tên tác giả</w:t>
             </w:r>
           </w:p>
           <w:p>
@@ -1833,7 +1686,7 @@
                 <w:i w:val="0"/>
                 <w:sz w:val="18"/>
               </w:rPr>
-              <w:t>AI-NB: giới thiệu mức nhận biết về công cụ gợi ý thông minh; GV kiểm soát, không dùng tài khoản cá nhân.</w:t>
+              <w:t>NLS-AT: Chỉ dùng tư liệu có ghi rõ được phép sử dụng và phải ghi nguồn; không tải</w:t>
             </w:r>
           </w:p>
         </w:tc>
@@ -1950,33 +1803,6 @@
                 <w:i w:val="0"/>
                 <w:sz w:val="18"/>
               </w:rPr>
-              <w:t>NLS-KT: khai thác thông tin số đúng nguồn; tôn trọng bản quyền, an toàn khi trao đổi thông tin.</w:t>
-            </w:r>
-          </w:p>
-          <w:p>
-            <w:pPr>
-              <w:spacing w:after="0"/>
-            </w:pPr>
-            <w:r>
-              <w:rPr>
-                <w:b w:val="0"/>
-                <w:i w:val="0"/>
-                <w:sz w:val="18"/>
-              </w:rPr>
-              <w:t>NLS-AT: khai thác thông tin số đúng nguồn; tôn trọng bản quyền, an toàn khi trao đổi thông tin.</w:t>
-            </w:r>
-          </w:p>
-          <w:p>
-            <w:pPr>
-              <w:spacing w:after="0"/>
-            </w:pPr>
-            <w:r>
-              <w:rPr>
-                <w:b w:val="0"/>
-                <w:i w:val="0"/>
-                <w:sz w:val="18"/>
-              </w:rPr>
-              <w:t>AI-NB: giới thiệu mức nhận biết về công cụ gợi ý thông minh; GV kiểm soát, không dùng tài khoản cá nhân.</w:t>
             </w:r>
           </w:p>
         </w:tc>
@@ -2093,7 +1919,33 @@
                 <w:i w:val="0"/>
                 <w:sz w:val="18"/>
               </w:rPr>
-              <w:t>NLS: phát triển kĩ năng sử dụng thiết bị và phần mềm học tập.</w:t>
+              <w:t>NLS-ST (Cơ bản 2): HS tự định dạng một văn bản cho sẵn: chọn phông, cỡ chữ, kiểu chữ đậm nghiêng, màu chữ</w:t>
+            </w:r>
+          </w:p>
+          <w:p>
+            <w:pPr>
+              <w:spacing w:after="0"/>
+            </w:pPr>
+            <w:r>
+              <w:rPr>
+                <w:b w:val="0"/>
+                <w:i w:val="0"/>
+                <w:sz w:val="18"/>
+              </w:rPr>
+              <w:t>NLS-GQVĐ (Cơ bản 2): HS thử ba cách trình bày khác nhau cho cùng một đoạn rồi hỏi bạn ngồi cạnh xem cách nào dễ đọc nhất từ khoảng cách một mét</w:t>
+            </w:r>
+          </w:p>
+          <w:p>
+            <w:pPr>
+              <w:spacing w:after="0"/>
+            </w:pPr>
+            <w:r>
+              <w:rPr>
+                <w:b w:val="0"/>
+                <w:i w:val="0"/>
+                <w:sz w:val="18"/>
+              </w:rPr>
+              <w:t>NLS-AT: Lưu bài vào đúng thư mục của mình sau mỗi lần sửa lớn</w:t>
             </w:r>
           </w:p>
         </w:tc>
@@ -2210,7 +2062,6 @@
                 <w:i w:val="0"/>
                 <w:sz w:val="18"/>
               </w:rPr>
-              <w:t>NLS: phát triển kĩ năng sử dụng thiết bị và phần mềm học tập.</w:t>
             </w:r>
           </w:p>
         </w:tc>
@@ -2327,7 +2178,7 @@
                 <w:i w:val="0"/>
                 <w:sz w:val="18"/>
               </w:rPr>
-              <w:t>NLS-ST (Cơ bản 2): 3.1.CB2a: Xác định được các cách tạo và chỉnh sửa nội dung đơn giản ở các định dạng đơn giản.</w:t>
+              <w:t>NLS-ST (Cơ bản 2): HS soạn một văn bản hoàn chỉnh của riêng mình — bản tin lớp</w:t>
             </w:r>
           </w:p>
           <w:p>
@@ -2340,7 +2191,20 @@
                 <w:i w:val="0"/>
                 <w:sz w:val="18"/>
               </w:rPr>
-              <w:t>NLS-ST (Cơ bản 2): 3.1.CB2b: Chọn được cách thể hiện bản thân thông qua việc tạo ra các nội dung số đơn giản</w:t>
+              <w:t>NLS-GQVĐ (Cơ bản 2): HS dùng chức năng soát lỗi chính tả của phần mềm để tìm chỗ nghi ngờ rồi tự đọc lại từng chỗ mà quyết định sửa hay giữ</w:t>
+            </w:r>
+          </w:p>
+          <w:p>
+            <w:pPr>
+              <w:spacing w:after="0"/>
+            </w:pPr>
+            <w:r>
+              <w:rPr>
+                <w:b w:val="0"/>
+                <w:i w:val="0"/>
+                <w:sz w:val="18"/>
+              </w:rPr>
+              <w:t>NLS-AT: Bài viết phải do chính HS nghĩ và gõ ra, có tham khảo thì ghi rõ nguồn</w:t>
             </w:r>
           </w:p>
         </w:tc>
@@ -2457,20 +2321,6 @@
                 <w:i w:val="0"/>
                 <w:sz w:val="18"/>
               </w:rPr>
-              <w:t>NLS-ST (Cơ bản 2): 3.1.CB2a: Xác định được các cách tạo và chỉnh sửa nội dung đơn giản ở các định dạng đơn giản.</w:t>
-            </w:r>
-          </w:p>
-          <w:p>
-            <w:pPr>
-              <w:spacing w:after="0"/>
-            </w:pPr>
-            <w:r>
-              <w:rPr>
-                <w:b w:val="0"/>
-                <w:i w:val="0"/>
-                <w:sz w:val="18"/>
-              </w:rPr>
-              <w:t>NLS-ST (Cơ bản 2): 3.1.CB2b: Chọn được cách thể hiện bản thân thông qua việc tạo ra các nội dung số đơn giản</w:t>
             </w:r>
           </w:p>
         </w:tc>
@@ -2588,6 +2438,45 @@
                 <w:sz w:val="18"/>
               </w:rPr>
               <w:t>HS tự tìm hiểu ở nhà bài 8B, tăng 1 tiết bài 8A</w:t>
+            </w:r>
+          </w:p>
+          <w:p>
+            <w:pPr>
+              <w:spacing w:after="0"/>
+            </w:pPr>
+            <w:r>
+              <w:rPr>
+                <w:b w:val="0"/>
+                <w:i w:val="0"/>
+                <w:sz w:val="18"/>
+              </w:rPr>
+              <w:t>NLS-GQVĐ (Cơ bản 2): HS tự khám phá các công cụ của phần mềm đồ hoạ: chọn bút, chọn hình khối, chọn màu, tô màu, tẩy, phóng to thu nhỏ</w:t>
+            </w:r>
+          </w:p>
+          <w:p>
+            <w:pPr>
+              <w:spacing w:after="0"/>
+            </w:pPr>
+            <w:r>
+              <w:rPr>
+                <w:b w:val="0"/>
+                <w:i w:val="0"/>
+                <w:sz w:val="18"/>
+              </w:rPr>
+              <w:t>NLS-ST (Cơ bản 2): HS vẽ một hình đơn giản theo ý mình, đặt tên tệp dễ hiểu và lưu vào thư mục riêng</w:t>
+            </w:r>
+          </w:p>
+          <w:p>
+            <w:pPr>
+              <w:spacing w:after="0"/>
+            </w:pPr>
+            <w:r>
+              <w:rPr>
+                <w:b w:val="0"/>
+                <w:i w:val="0"/>
+                <w:sz w:val="18"/>
+              </w:rPr>
+              <w:t>NLS-AT: Chỉ mở phần mềm GV chỉ định, không cài thêm phần mềm đồ hoạ lạ tải trên mạng</w:t>
             </w:r>
           </w:p>
         </w:tc>
@@ -3076,7 +2965,7 @@
                 <w:i w:val="0"/>
                 <w:sz w:val="18"/>
               </w:rPr>
-              <w:t>NLS-ST (Cơ bản 2): 3.1.CB2a: Xác định được các cách tạo và chỉnh sửa nội dung đơn giản ở các định dạng đơn giản.</w:t>
+              <w:t>NLS-ST (Cơ bản 2): HS tạo một sản phẩm số hoàn chỉnh bằng phần mềm đồ hoạ theo chủ đề của lớp — áp phích kêu gọi giữ vệ sinh trường</w:t>
             </w:r>
           </w:p>
           <w:p>
@@ -3089,7 +2978,7 @@
                 <w:i w:val="0"/>
                 <w:sz w:val="18"/>
               </w:rPr>
-              <w:t>NLS-ST (Cơ bản 2): 3.1.CB2b: Chọn được cách thể hiện bản thân thông qua việc tạo ra các nội dung số đơn giản. HS tự tìm hiểu ở nhà bài 9B</w:t>
+              <w:t>NLS-GQVĐ (Cơ bản 2): HS đưa bản nháp cho hai bạn xem thử ở khoảng cách xa như khi treo lên tường</w:t>
             </w:r>
           </w:p>
           <w:p>
@@ -3102,7 +2991,20 @@
                 <w:i w:val="0"/>
                 <w:sz w:val="18"/>
               </w:rPr>
-              <w:t>NLS-ST: thực hành tạo/sửa sản phẩm số theo hướng dẫn.</w:t>
+              <w:t>AI-NB (Cơ bản 2): GV giới thiệu công cụ tạo ảnh từ mô tả bằng lời và cho HS xem một ví dụ</w:t>
+            </w:r>
+          </w:p>
+          <w:p>
+            <w:pPr>
+              <w:spacing w:after="0"/>
+            </w:pPr>
+            <w:r>
+              <w:rPr>
+                <w:b w:val="0"/>
+                <w:i w:val="0"/>
+                <w:sz w:val="18"/>
+              </w:rPr>
+              <w:t>NLS-AT: Tư liệu đưa vào sản phẩm phải do HS tự vẽ</w:t>
             </w:r>
           </w:p>
         </w:tc>
@@ -3219,7 +3121,33 @@
                 <w:i w:val="0"/>
                 <w:sz w:val="18"/>
               </w:rPr>
-              <w:t>NLS-ST (Cơ bản 2): 3.4.CB2a: Liệt kê được các hướng dẫn đơn giản để hệ thống máy tính giải quyết một vấn đề đơn giản hoặc thực hiện một nhiệm vụ đơn giản.</w:t>
+              <w:t>NLS-GQVĐ (Cơ bản 2): HS tự ghép một chương trình tuần tự trong môi trường lập trình trực quan: chọn nhân vật, kéo các khối lệnh di chuyển, xoay</w:t>
+            </w:r>
+          </w:p>
+          <w:p>
+            <w:pPr>
+              <w:spacing w:after="0"/>
+            </w:pPr>
+            <w:r>
+              <w:rPr>
+                <w:b w:val="0"/>
+                <w:i w:val="0"/>
+                <w:sz w:val="18"/>
+              </w:rPr>
+              <w:t>NLS-KT (Cơ bản 2): HS đọc kịch bản cho sẵn — một đoạn hội thoại ngắn giữa hai nhân vật — rồi chuyển từng câu trong kịch bản thành khối lệnh tương</w:t>
+            </w:r>
+          </w:p>
+          <w:p>
+            <w:pPr>
+              <w:spacing w:after="0"/>
+            </w:pPr>
+            <w:r>
+              <w:rPr>
+                <w:b w:val="0"/>
+                <w:i w:val="0"/>
+                <w:sz w:val="18"/>
+              </w:rPr>
+              <w:t>NLS-AT: Chỉ mở phần mềm lập trình và dự án GV chỉ định</w:t>
             </w:r>
           </w:p>
         </w:tc>
@@ -3336,7 +3264,6 @@
                 <w:i w:val="0"/>
                 <w:sz w:val="18"/>
               </w:rPr>
-              <w:t>NLS-ST (Cơ bản 2): 3.4.CB2a: Liệt kê được các hướng dẫn đơn giản để hệ thống máy tính giải quyết một vấn đề đơn giản hoặc thực hiện một nhiệm vụ đơn giản.</w:t>
             </w:r>
           </w:p>
         </w:tc>
@@ -3453,7 +3380,33 @@
                 <w:i w:val="0"/>
                 <w:sz w:val="18"/>
               </w:rPr>
-              <w:t>NLS-ST (Cơ bản 2): 3.4.CB2a: Liệt kê được các hướng dẫn đơn giản để hệ thống máy tính giải quyết một vấn đề đơn giản hoặc thực hiện một nhiệm vụ đơn giản.</w:t>
+              <w:t>NLS-GQVĐ (Cơ bản 2): HS viết một chương trình vẽ hình bằng cách lặp lại một nhóm lệnh: vẽ hình vuông bằng bốn lần tiến và quay</w:t>
+            </w:r>
+          </w:p>
+          <w:p>
+            <w:pPr>
+              <w:spacing w:after="0"/>
+            </w:pPr>
+            <w:r>
+              <w:rPr>
+                <w:b w:val="0"/>
+                <w:i w:val="0"/>
+                <w:sz w:val="18"/>
+              </w:rPr>
+              <w:t>NLS-KT (Cơ bản 2): HS tìm những việc lặp đi lặp lại quanh mình — đèn nhấp nháy, băng chuyền</w:t>
+            </w:r>
+          </w:p>
+          <w:p>
+            <w:pPr>
+              <w:spacing w:after="0"/>
+            </w:pPr>
+            <w:r>
+              <w:rPr>
+                <w:b w:val="0"/>
+                <w:i w:val="0"/>
+                <w:sz w:val="18"/>
+              </w:rPr>
+              <w:t>NLS-AT: Chỉ mở dự án GV chỉ định, không cài thêm phần mềm lạ</w:t>
             </w:r>
           </w:p>
         </w:tc>
@@ -3570,7 +3523,6 @@
                 <w:i w:val="0"/>
                 <w:sz w:val="18"/>
               </w:rPr>
-              <w:t>NLS-ST (Cơ bản 2): 3.4.CB2a: Liệt kê được các hướng dẫn đơn giản để hệ thống máy tính giải quyết một vấn đề đơn giản hoặc thực hiện một nhiệm vụ đơn giản.</w:t>
             </w:r>
           </w:p>
         </w:tc>
@@ -3687,7 +3639,33 @@
                 <w:i w:val="0"/>
                 <w:sz w:val="18"/>
               </w:rPr>
-              <w:t>NLS-ST (Cơ bản 2): 3.4.CB2a: Liệt kê được các hướng dẫn đơn giản để hệ thống máy tính giải quyết một vấn đề đơn giản hoặc thực hiện một nhiệm vụ đơn giản.</w:t>
+              <w:t>NLS-GQVĐ (Cơ bản 2): HS nhận một nhiệm vụ cụ thể — vẽ một dãy hình, cho nhân vật đi hết một vòng sân khấu — rồi tự phân tích: phần nào</w:t>
+            </w:r>
+          </w:p>
+          <w:p>
+            <w:pPr>
+              <w:spacing w:after="0"/>
+            </w:pPr>
+            <w:r>
+              <w:rPr>
+                <w:b w:val="0"/>
+                <w:i w:val="0"/>
+                <w:sz w:val="18"/>
+              </w:rPr>
+              <w:t>NLS-KT (Cơ bản 2): HS đọc chương trình mẫu của GV trước khi tự viết, chỉ ra khối lặp nằm ở đâu và các giá trị bước đi</w:t>
+            </w:r>
+          </w:p>
+          <w:p>
+            <w:pPr>
+              <w:spacing w:after="0"/>
+            </w:pPr>
+            <w:r>
+              <w:rPr>
+                <w:b w:val="0"/>
+                <w:i w:val="0"/>
+                <w:sz w:val="18"/>
+              </w:rPr>
+              <w:t>NLS-AT: Chỉ dùng dự án và học liệu GV chỉ định</w:t>
             </w:r>
           </w:p>
         </w:tc>
@@ -3804,7 +3782,6 @@
                 <w:i w:val="0"/>
                 <w:sz w:val="18"/>
               </w:rPr>
-              <w:t>NLS-ST (Cơ bản 2): 3.4.CB2a: Liệt kê được các hướng dẫn đơn giản để hệ thống máy tính giải quyết một vấn đề đơn giản hoặc thực hiện một nhiệm vụ đơn giản.</w:t>
             </w:r>
           </w:p>
         </w:tc>
@@ -3921,7 +3898,33 @@
                 <w:i w:val="0"/>
                 <w:sz w:val="18"/>
               </w:rPr>
-              <w:t>NLS-ST (Cơ bản 2): 3.4.CB2a: Liệt kê được các hướng dẫn đơn giản để hệ thống máy tính giải quyết một vấn đề đơn giản hoặc thực hiện một nhiệm vụ đơn giản.</w:t>
+              <w:t>NLS-GQVĐ (Cơ bản 2): HS viết một chương trình có rẽ nhánh: nếu chạm vào cạnh sân khấu thì nhân vật quay lại, nếu không thì đi tiếp</w:t>
+            </w:r>
+          </w:p>
+          <w:p>
+            <w:pPr>
+              <w:spacing w:after="0"/>
+            </w:pPr>
+            <w:r>
+              <w:rPr>
+                <w:b w:val="0"/>
+                <w:i w:val="0"/>
+                <w:sz w:val="18"/>
+              </w:rPr>
+              <w:t>NLS-KT (Cơ bản 2): HS đọc và diễn đạt lại điều kiện trong chương trình bằng lời — điều gì được kiểm tra, khi đúng thì làm gì</w:t>
+            </w:r>
+          </w:p>
+          <w:p>
+            <w:pPr>
+              <w:spacing w:after="0"/>
+            </w:pPr>
+            <w:r>
+              <w:rPr>
+                <w:b w:val="0"/>
+                <w:i w:val="0"/>
+                <w:sz w:val="18"/>
+              </w:rPr>
+              <w:t>NLS-AT: Chỉ mở dự án GV chỉ định; kiểm tra kĩ điều kiện trước khi chạy để chương trình</w:t>
             </w:r>
           </w:p>
         </w:tc>
@@ -4038,7 +4041,6 @@
                 <w:i w:val="0"/>
                 <w:sz w:val="18"/>
               </w:rPr>
-              <w:t>NLS-ST (Cơ bản 2): 3.4.CB2a: Liệt kê được các hướng dẫn đơn giản để hệ thống máy tính giải quyết một vấn đề đơn giản hoặc thực hiện một nhiệm vụ đơn giản.</w:t>
             </w:r>
           </w:p>
         </w:tc>
@@ -4155,7 +4157,33 @@
                 <w:i w:val="0"/>
                 <w:sz w:val="18"/>
               </w:rPr>
-              <w:t>NLS-ST (Cơ bản 2): 3.4.CB2a: Liệt kê được các hướng dẫn đơn giản để hệ thống máy tính giải quyết một vấn đề đơn giản hoặc thực hiện một nhiệm vụ đơn giản. Bài học Stems: Bài - Lập trình trò chơi</w:t>
+              <w:t>NLS-GQVĐ (Cơ bản 2): HS tạo một biến để ghi điểm hoặc ghi số lần thực hiện trong chương trình của mình</w:t>
+            </w:r>
+          </w:p>
+          <w:p>
+            <w:pPr>
+              <w:spacing w:after="0"/>
+            </w:pPr>
+            <w:r>
+              <w:rPr>
+                <w:b w:val="0"/>
+                <w:i w:val="0"/>
+                <w:sz w:val="18"/>
+              </w:rPr>
+              <w:t>NLS-KT (Cơ bản 2): HS đọc một chương trình có nhiều biến, chỉ ra mỗi biến đang giữ dữ liệu gì và giá trị của nó thay đổi ở những khối lệnh</w:t>
+            </w:r>
+          </w:p>
+          <w:p>
+            <w:pPr>
+              <w:spacing w:after="0"/>
+            </w:pPr>
+            <w:r>
+              <w:rPr>
+                <w:b w:val="0"/>
+                <w:i w:val="0"/>
+                <w:sz w:val="18"/>
+              </w:rPr>
+              <w:t>NLS-AT: Đặt tên biến bằng nội dung công việc</w:t>
             </w:r>
           </w:p>
         </w:tc>
@@ -4266,19 +4294,6 @@
               <w:spacing w:after="0"/>
             </w:pPr>
             <w:r/>
-            <w:r>
-              <w:rPr>
-                <w:b w:val="0"/>
-                <w:i w:val="0"/>
-                <w:sz w:val="18"/>
-              </w:rPr>
-              <w:t>NLS-ST (Cơ bản 2): 3.4.CB2a: Liệt kê được các hướng dẫn đơn giản để hệ thống máy tính giải quyết một vấn đề đơn giản hoặc thực hiện một nhiệm vụ đơn giản.</w:t>
-            </w:r>
-          </w:p>
-          <w:p>
-            <w:pPr>
-              <w:spacing w:after="0"/>
-            </w:pPr>
             <w:r>
               <w:rPr>
                 <w:b w:val="0"/>
@@ -4402,7 +4417,7 @@
                 <w:i w:val="0"/>
                 <w:sz w:val="18"/>
               </w:rPr>
-              <w:t>NLS-ST (Cơ bản 2): 3.4.CB2a: Liệt kê được các hướng dẫn đơn giản để hệ thống máy tính giải quyết một vấn đề đơn giản hoặc thực hiện một nhiệm vụ đơn giản.</w:t>
+              <w:t>STEM: Bài học STEM.</w:t>
             </w:r>
           </w:p>
           <w:p>
@@ -4415,7 +4430,33 @@
                 <w:i w:val="0"/>
                 <w:sz w:val="18"/>
               </w:rPr>
-              <w:t>STEM: Bài học STEM.</w:t>
+              <w:t>NLS-GQVĐ (Cơ bản 2): HS dùng biểu thức trong chương trình để máy tự tính: tính tổng điểm qua các vòng, tính chu vi hình theo số đo người dùng nhập</w:t>
+            </w:r>
+          </w:p>
+          <w:p>
+            <w:pPr>
+              <w:spacing w:after="0"/>
+            </w:pPr>
+            <w:r>
+              <w:rPr>
+                <w:b w:val="0"/>
+                <w:i w:val="0"/>
+                <w:sz w:val="18"/>
+              </w:rPr>
+              <w:t>NLS-KT (Cơ bản 2): HS đối chiếu kết quả chương trình mình viết với kết quả tính bằng tay hoặc bằng máy tính cầm tay cho vài bộ số liệu</w:t>
+            </w:r>
+          </w:p>
+          <w:p>
+            <w:pPr>
+              <w:spacing w:after="0"/>
+            </w:pPr>
+            <w:r>
+              <w:rPr>
+                <w:b w:val="0"/>
+                <w:i w:val="0"/>
+                <w:sz w:val="18"/>
+              </w:rPr>
+              <w:t>NLS-AT: Kiểm tra lại kết quả máy tính ra bằng cách tính thử vài bộ số liệu</w:t>
             </w:r>
           </w:p>
         </w:tc>
@@ -4526,19 +4567,6 @@
               <w:spacing w:after="0"/>
             </w:pPr>
             <w:r/>
-            <w:r>
-              <w:rPr>
-                <w:b w:val="0"/>
-                <w:i w:val="0"/>
-                <w:sz w:val="18"/>
-              </w:rPr>
-              <w:t>NLS-ST (Cơ bản 2): 3.4.CB2a: Liệt kê được các hướng dẫn đơn giản để hệ thống máy tính giải quyết một vấn đề đơn giản hoặc thực hiện một nhiệm vụ đơn giản.</w:t>
-            </w:r>
-          </w:p>
-          <w:p>
-            <w:pPr>
-              <w:spacing w:after="0"/>
-            </w:pPr>
             <w:r>
               <w:rPr>
                 <w:b w:val="0"/>
@@ -4662,7 +4690,7 @@
                 <w:i w:val="0"/>
                 <w:sz w:val="18"/>
               </w:rPr>
-              <w:t>NLS-ST (Cơ bản 2): 3.4.CB2a: Liệt kê được các hướng dẫn đơn giản để hệ thống máy tính giải quyết một vấn đề đơn giản hoặc thực hiện một nhiệm vụ đơn giản.</w:t>
+              <w:t>STEM: Bài học STEM.</w:t>
             </w:r>
           </w:p>
           <w:p>
@@ -4675,7 +4703,33 @@
                 <w:i w:val="0"/>
                 <w:sz w:val="18"/>
               </w:rPr>
-              <w:t>STEM: Bài học STEM.</w:t>
+              <w:t>NLS-ST (Cơ bản 2): HS tự nghĩ một ý tưởng rồi viết thành kịch bản: có mấy nhân vật, mỗi nhân vật nói gì, làm gì, theo thứ tự nào</w:t>
+            </w:r>
+          </w:p>
+          <w:p>
+            <w:pPr>
+              <w:spacing w:after="0"/>
+            </w:pPr>
+            <w:r>
+              <w:rPr>
+                <w:b w:val="0"/>
+                <w:i w:val="0"/>
+                <w:sz w:val="18"/>
+              </w:rPr>
+              <w:t>NLS-GQVĐ (Cơ bản 2): HS chia chương trình lớn thành từng phần nhỏ theo cảnh, làm xong phần nào chạy thử phần đó rồi mới ghép tiếp</w:t>
+            </w:r>
+          </w:p>
+          <w:p>
+            <w:pPr>
+              <w:spacing w:after="0"/>
+            </w:pPr>
+            <w:r>
+              <w:rPr>
+                <w:b w:val="0"/>
+                <w:i w:val="0"/>
+                <w:sz w:val="18"/>
+              </w:rPr>
+              <w:t>NLS-AT: Ý tưởng và lời thoại phải do HS tự nghĩ; nhân vật</w:t>
             </w:r>
           </w:p>
         </w:tc>
@@ -4786,19 +4840,6 @@
               <w:spacing w:after="0"/>
             </w:pPr>
             <w:r/>
-            <w:r>
-              <w:rPr>
-                <w:b w:val="0"/>
-                <w:i w:val="0"/>
-                <w:sz w:val="18"/>
-              </w:rPr>
-              <w:t>NLS-ST (Cơ bản 2): 3.4.CB2a: Liệt kê được các hướng dẫn đơn giản để hệ thống máy tính giải quyết một vấn đề đơn giản hoặc thực hiện một nhiệm vụ đơn giản.</w:t>
-            </w:r>
-          </w:p>
-          <w:p>
-            <w:pPr>
-              <w:spacing w:after="0"/>
-            </w:pPr>
             <w:r>
               <w:rPr>
                 <w:b w:val="0"/>

--- a/assets/docs/lop5/Tin hoc - Lop 5.docx
+++ b/assets/docs/lop5/Tin hoc - Lop 5.docx
@@ -624,33 +624,7 @@
                 <w:i w:val="0"/>
                 <w:sz w:val="18"/>
               </w:rPr>
-              <w:t>NLS-GQVĐ (Cơ bản 2, TT 02: 5.2.CB2a): GV chiếu đoạn phim ngắn về người dùng máy tính trong học tập, công việc, đời sống để mở bài “Em có thể làm gì với máy tính?”</w:t>
-            </w:r>
-          </w:p>
-          <w:p>
-            <w:pPr>
-              <w:spacing w:after="0"/>
-            </w:pPr>
-            <w:r>
-              <w:rPr>
-                <w:b w:val="0"/>
-                <w:i w:val="0"/>
-                <w:sz w:val="18"/>
-              </w:rPr>
-              <w:t>NLS-KT (Cơ bản 2): HS mở các tệp mẫu trong thư mục của lớp gồm một văn bản, một bảng tính, một bức vẽ</w:t>
-            </w:r>
-          </w:p>
-          <w:p>
-            <w:pPr>
-              <w:spacing w:after="0"/>
-            </w:pPr>
-            <w:r>
-              <w:rPr>
-                <w:b w:val="0"/>
-                <w:i w:val="0"/>
-                <w:sz w:val="18"/>
-              </w:rPr>
-              <w:t>NLS-AT: Đăng nhập bằng tài khoản GV cấp, không dùng tài khoản của bạn và không lưu mật khẩu</w:t>
+              <w:t>NLS-GQVĐ (Cơ bản 2): Chiếu đoạn phim ngắn về người dùng máy tính trong học tập, công việc, đời sống.</w:t>
             </w:r>
           </w:p>
         </w:tc>
@@ -883,33 +857,7 @@
                 <w:i w:val="0"/>
                 <w:sz w:val="18"/>
               </w:rPr>
-              <w:t>NLS-KT (Cơ bản 2): HS tự nhập địa chỉ một website GV cung cấp, quan sát các thành phần của trang — thanh địa chỉ, mục lục, khối nội dung</w:t>
-            </w:r>
-          </w:p>
-          <w:p>
-            <w:pPr>
-              <w:spacing w:after="0"/>
-            </w:pPr>
-            <w:r>
-              <w:rPr>
-                <w:b w:val="0"/>
-                <w:i w:val="0"/>
-                <w:sz w:val="18"/>
-              </w:rPr>
-              <w:t>NLS-GQVĐ (Cơ bản 2): HS dùng mục lục và ô tìm kiếm ngay trong website để đi thẳng tới phần mình cần thay vì lướt hết cả trang</w:t>
-            </w:r>
-          </w:p>
-          <w:p>
-            <w:pPr>
-              <w:spacing w:after="0"/>
-            </w:pPr>
-            <w:r>
-              <w:rPr>
-                <w:b w:val="0"/>
-                <w:i w:val="0"/>
-                <w:sz w:val="18"/>
-              </w:rPr>
-              <w:t>NLS-AT: Chỉ truy cập website GV cho phép; không nháy vào quảng cáo</w:t>
+              <w:t>NLS-KT (Cơ bản 2): HS tự nhập địa chỉ một website GV cung cấp, quan sát các thành phần của trang — thanh địa chỉ, mục.</w:t>
             </w:r>
           </w:p>
         </w:tc>
@@ -1142,33 +1090,7 @@
                 <w:i w:val="0"/>
                 <w:sz w:val="18"/>
               </w:rPr>
-              <w:t>NLS-GQVĐ (Cơ bản 2): HS nhận một vấn đề thật của lớp — chọn cây trồng cho góc lớp</w:t>
-            </w:r>
-          </w:p>
-          <w:p>
-            <w:pPr>
-              <w:spacing w:after="0"/>
-            </w:pPr>
-            <w:r>
-              <w:rPr>
-                <w:b w:val="0"/>
-                <w:i w:val="0"/>
-                <w:sz w:val="18"/>
-              </w:rPr>
-              <w:t>NLS-KT (Cơ bản 2): HS đối chiếu thông tin tìm được với sách giáo khoa và với một trang chính thống khác</w:t>
-            </w:r>
-          </w:p>
-          <w:p>
-            <w:pPr>
-              <w:spacing w:after="0"/>
-            </w:pPr>
-            <w:r>
-              <w:rPr>
-                <w:b w:val="0"/>
-                <w:i w:val="0"/>
-                <w:sz w:val="18"/>
-              </w:rPr>
-              <w:t>NLS-AT: Chỉ tìm kiếm với từ khoá phục vụ vấn đề đang giải quyết</w:t>
+              <w:t>NLS-GQVĐ (Cơ bản 2): HS nhận một vấn đề thật của lớp.</w:t>
             </w:r>
           </w:p>
         </w:tc>
@@ -1401,33 +1323,7 @@
                 <w:i w:val="0"/>
                 <w:sz w:val="18"/>
               </w:rPr>
-              <w:t>NLS-GQVĐ (Cơ bản 2): HS tự mở cửa sổ quản lí tệp, đi lên đi xuống trong cây thư mục</w:t>
-            </w:r>
-          </w:p>
-          <w:p>
-            <w:pPr>
-              <w:spacing w:after="0"/>
-            </w:pPr>
-            <w:r>
-              <w:rPr>
-                <w:b w:val="0"/>
-                <w:i w:val="0"/>
-                <w:sz w:val="18"/>
-              </w:rPr>
-              <w:t>NLS-KT (Cơ bản 2): HS đọc các thông tin đi kèm mỗi tệp — kiểu tệp, dung lượng</w:t>
-            </w:r>
-          </w:p>
-          <w:p>
-            <w:pPr>
-              <w:spacing w:after="0"/>
-            </w:pPr>
-            <w:r>
-              <w:rPr>
-                <w:b w:val="0"/>
-                <w:i w:val="0"/>
-                <w:sz w:val="18"/>
-              </w:rPr>
-              <w:t>NLS-AT: Chỉ mở xem, không sửa, không di chuyển tệp của người khác và của máy</w:t>
+              <w:t>NLS-KT (Cơ bản 2): HS đọc các thông tin đi kèm mỗi tệp — kiểu tệp, dung lượng, ngày sửa gần nhất.</w:t>
             </w:r>
           </w:p>
         </w:tc>
@@ -1660,33 +1556,7 @@
                 <w:i w:val="0"/>
                 <w:sz w:val="18"/>
               </w:rPr>
-              <w:t>NLS-KT (Cơ bản 2): GV chiếu cùng một tấm ảnh ở hai nơi: một nơi ghi rõ tác giả và giấy phép sử dụng, một nơi đăng lại mà không ghi gì</w:t>
-            </w:r>
-          </w:p>
-          <w:p>
-            <w:pPr>
-              <w:spacing w:after="0"/>
-            </w:pPr>
-            <w:r>
-              <w:rPr>
-                <w:b w:val="0"/>
-                <w:i w:val="0"/>
-                <w:sz w:val="18"/>
-              </w:rPr>
-              <w:t>NLS-ST (Cơ bản 2): HS tìm một hình ảnh hoặc đoạn nhạc được phép dùng cho bài học của mình, chép lại tên tác giả</w:t>
-            </w:r>
-          </w:p>
-          <w:p>
-            <w:pPr>
-              <w:spacing w:after="0"/>
-            </w:pPr>
-            <w:r>
-              <w:rPr>
-                <w:b w:val="0"/>
-                <w:i w:val="0"/>
-                <w:sz w:val="18"/>
-              </w:rPr>
-              <w:t>NLS-AT: Chỉ dùng tư liệu có ghi rõ được phép sử dụng và phải ghi nguồn; không tải</w:t>
+              <w:t>NLS-ST (Cơ bản 2): HS tìm một hình ảnh hoặc đoạn nhạc được phép dùng cho bài học của mình, chép lại tên tác giả, tên.</w:t>
             </w:r>
           </w:p>
         </w:tc>
@@ -1919,33 +1789,7 @@
                 <w:i w:val="0"/>
                 <w:sz w:val="18"/>
               </w:rPr>
-              <w:t>NLS-ST (Cơ bản 2): HS tự định dạng một văn bản cho sẵn: chọn phông, cỡ chữ, kiểu chữ đậm nghiêng, màu chữ</w:t>
-            </w:r>
-          </w:p>
-          <w:p>
-            <w:pPr>
-              <w:spacing w:after="0"/>
-            </w:pPr>
-            <w:r>
-              <w:rPr>
-                <w:b w:val="0"/>
-                <w:i w:val="0"/>
-                <w:sz w:val="18"/>
-              </w:rPr>
-              <w:t>NLS-GQVĐ (Cơ bản 2): HS thử ba cách trình bày khác nhau cho cùng một đoạn rồi hỏi bạn ngồi cạnh xem cách nào dễ đọc nhất từ khoảng cách một mét</w:t>
-            </w:r>
-          </w:p>
-          <w:p>
-            <w:pPr>
-              <w:spacing w:after="0"/>
-            </w:pPr>
-            <w:r>
-              <w:rPr>
-                <w:b w:val="0"/>
-                <w:i w:val="0"/>
-                <w:sz w:val="18"/>
-              </w:rPr>
-              <w:t>NLS-AT: Lưu bài vào đúng thư mục của mình sau mỗi lần sửa lớn</w:t>
+              <w:t>NLS-GQVĐ (Cơ bản 2): HS thử ba cách trình bày khác nhau cho cùng một đoạn rồi hỏi bạn ngồi cạnh xem cách nào dễ đọc.</w:t>
             </w:r>
           </w:p>
         </w:tc>
@@ -2178,33 +2022,7 @@
                 <w:i w:val="0"/>
                 <w:sz w:val="18"/>
               </w:rPr>
-              <w:t>NLS-ST (Cơ bản 2): HS soạn một văn bản hoàn chỉnh của riêng mình — bản tin lớp</w:t>
-            </w:r>
-          </w:p>
-          <w:p>
-            <w:pPr>
-              <w:spacing w:after="0"/>
-            </w:pPr>
-            <w:r>
-              <w:rPr>
-                <w:b w:val="0"/>
-                <w:i w:val="0"/>
-                <w:sz w:val="18"/>
-              </w:rPr>
-              <w:t>NLS-GQVĐ (Cơ bản 2): HS dùng chức năng soát lỗi chính tả của phần mềm để tìm chỗ nghi ngờ rồi tự đọc lại từng chỗ mà quyết định sửa hay giữ</w:t>
-            </w:r>
-          </w:p>
-          <w:p>
-            <w:pPr>
-              <w:spacing w:after="0"/>
-            </w:pPr>
-            <w:r>
-              <w:rPr>
-                <w:b w:val="0"/>
-                <w:i w:val="0"/>
-                <w:sz w:val="18"/>
-              </w:rPr>
-              <w:t>NLS-AT: Bài viết phải do chính HS nghĩ và gõ ra, có tham khảo thì ghi rõ nguồn</w:t>
+              <w:t>NLS-ST (Cơ bản 2): HS soạn một văn bản hoàn chỉnh của riêng mình.</w:t>
             </w:r>
           </w:p>
         </w:tc>
@@ -2450,33 +2268,7 @@
                 <w:i w:val="0"/>
                 <w:sz w:val="18"/>
               </w:rPr>
-              <w:t>NLS-GQVĐ (Cơ bản 2): HS tự khám phá các công cụ của phần mềm đồ hoạ: chọn bút, chọn hình khối, chọn màu, tô màu, tẩy, phóng to thu nhỏ</w:t>
-            </w:r>
-          </w:p>
-          <w:p>
-            <w:pPr>
-              <w:spacing w:after="0"/>
-            </w:pPr>
-            <w:r>
-              <w:rPr>
-                <w:b w:val="0"/>
-                <w:i w:val="0"/>
-                <w:sz w:val="18"/>
-              </w:rPr>
-              <w:t>NLS-ST (Cơ bản 2): HS vẽ một hình đơn giản theo ý mình, đặt tên tệp dễ hiểu và lưu vào thư mục riêng</w:t>
-            </w:r>
-          </w:p>
-          <w:p>
-            <w:pPr>
-              <w:spacing w:after="0"/>
-            </w:pPr>
-            <w:r>
-              <w:rPr>
-                <w:b w:val="0"/>
-                <w:i w:val="0"/>
-                <w:sz w:val="18"/>
-              </w:rPr>
-              <w:t>NLS-AT: Chỉ mở phần mềm GV chỉ định, không cài thêm phần mềm đồ hoạ lạ tải trên mạng</w:t>
+              <w:t>NLS-GQVĐ (Cơ bản 2): HS tự khám phá các công cụ của phần mềm đồ hoạ.</w:t>
             </w:r>
           </w:p>
         </w:tc>
@@ -2965,46 +2757,7 @@
                 <w:i w:val="0"/>
                 <w:sz w:val="18"/>
               </w:rPr>
-              <w:t>NLS-ST (Cơ bản 2): HS tạo một sản phẩm số hoàn chỉnh bằng phần mềm đồ hoạ theo chủ đề của lớp — áp phích kêu gọi giữ vệ sinh trường</w:t>
-            </w:r>
-          </w:p>
-          <w:p>
-            <w:pPr>
-              <w:spacing w:after="0"/>
-            </w:pPr>
-            <w:r>
-              <w:rPr>
-                <w:b w:val="0"/>
-                <w:i w:val="0"/>
-                <w:sz w:val="18"/>
-              </w:rPr>
-              <w:t>NLS-GQVĐ (Cơ bản 2): HS đưa bản nháp cho hai bạn xem thử ở khoảng cách xa như khi treo lên tường</w:t>
-            </w:r>
-          </w:p>
-          <w:p>
-            <w:pPr>
-              <w:spacing w:after="0"/>
-            </w:pPr>
-            <w:r>
-              <w:rPr>
-                <w:b w:val="0"/>
-                <w:i w:val="0"/>
-                <w:sz w:val="18"/>
-              </w:rPr>
-              <w:t>AI-NB (Cơ bản 2): GV giới thiệu công cụ tạo ảnh từ mô tả bằng lời và cho HS xem một ví dụ</w:t>
-            </w:r>
-          </w:p>
-          <w:p>
-            <w:pPr>
-              <w:spacing w:after="0"/>
-            </w:pPr>
-            <w:r>
-              <w:rPr>
-                <w:b w:val="0"/>
-                <w:i w:val="0"/>
-                <w:sz w:val="18"/>
-              </w:rPr>
-              <w:t>NLS-AT: Tư liệu đưa vào sản phẩm phải do HS tự vẽ</w:t>
+              <w:t>NLS-ST (Cơ bản 2): HS tạo một sản phẩm số hoàn chỉnh bằng phần mềm đồ hoạ theo chủ đề của lớp.</w:t>
             </w:r>
           </w:p>
         </w:tc>
@@ -3121,33 +2874,7 @@
                 <w:i w:val="0"/>
                 <w:sz w:val="18"/>
               </w:rPr>
-              <w:t>NLS-GQVĐ (Cơ bản 2): HS tự ghép một chương trình tuần tự trong môi trường lập trình trực quan: chọn nhân vật, kéo các khối lệnh di chuyển, xoay</w:t>
-            </w:r>
-          </w:p>
-          <w:p>
-            <w:pPr>
-              <w:spacing w:after="0"/>
-            </w:pPr>
-            <w:r>
-              <w:rPr>
-                <w:b w:val="0"/>
-                <w:i w:val="0"/>
-                <w:sz w:val="18"/>
-              </w:rPr>
-              <w:t>NLS-KT (Cơ bản 2): HS đọc kịch bản cho sẵn — một đoạn hội thoại ngắn giữa hai nhân vật — rồi chuyển từng câu trong kịch bản thành khối lệnh tương</w:t>
-            </w:r>
-          </w:p>
-          <w:p>
-            <w:pPr>
-              <w:spacing w:after="0"/>
-            </w:pPr>
-            <w:r>
-              <w:rPr>
-                <w:b w:val="0"/>
-                <w:i w:val="0"/>
-                <w:sz w:val="18"/>
-              </w:rPr>
-              <w:t>NLS-AT: Chỉ mở phần mềm lập trình và dự án GV chỉ định</w:t>
+              <w:t>NLS-GQVĐ (Cơ bản 2): HS tự ghép một chương trình tuần tự trong môi trường lập trình trực quan.</w:t>
             </w:r>
           </w:p>
         </w:tc>
@@ -3380,33 +3107,7 @@
                 <w:i w:val="0"/>
                 <w:sz w:val="18"/>
               </w:rPr>
-              <w:t>NLS-GQVĐ (Cơ bản 2): HS viết một chương trình vẽ hình bằng cách lặp lại một nhóm lệnh: vẽ hình vuông bằng bốn lần tiến và quay</w:t>
-            </w:r>
-          </w:p>
-          <w:p>
-            <w:pPr>
-              <w:spacing w:after="0"/>
-            </w:pPr>
-            <w:r>
-              <w:rPr>
-                <w:b w:val="0"/>
-                <w:i w:val="0"/>
-                <w:sz w:val="18"/>
-              </w:rPr>
-              <w:t>NLS-KT (Cơ bản 2): HS tìm những việc lặp đi lặp lại quanh mình — đèn nhấp nháy, băng chuyền</w:t>
-            </w:r>
-          </w:p>
-          <w:p>
-            <w:pPr>
-              <w:spacing w:after="0"/>
-            </w:pPr>
-            <w:r>
-              <w:rPr>
-                <w:b w:val="0"/>
-                <w:i w:val="0"/>
-                <w:sz w:val="18"/>
-              </w:rPr>
-              <w:t>NLS-AT: Chỉ mở dự án GV chỉ định, không cài thêm phần mềm lạ</w:t>
+              <w:t>NLS-KT (Cơ bản 2): HS tìm những việc lặp đi lặp lại quanh mình.</w:t>
             </w:r>
           </w:p>
         </w:tc>
@@ -3639,33 +3340,7 @@
                 <w:i w:val="0"/>
                 <w:sz w:val="18"/>
               </w:rPr>
-              <w:t>NLS-GQVĐ (Cơ bản 2): HS nhận một nhiệm vụ cụ thể — vẽ một dãy hình, cho nhân vật đi hết một vòng sân khấu — rồi tự phân tích: phần nào</w:t>
-            </w:r>
-          </w:p>
-          <w:p>
-            <w:pPr>
-              <w:spacing w:after="0"/>
-            </w:pPr>
-            <w:r>
-              <w:rPr>
-                <w:b w:val="0"/>
-                <w:i w:val="0"/>
-                <w:sz w:val="18"/>
-              </w:rPr>
-              <w:t>NLS-KT (Cơ bản 2): HS đọc chương trình mẫu của GV trước khi tự viết, chỉ ra khối lặp nằm ở đâu và các giá trị bước đi</w:t>
-            </w:r>
-          </w:p>
-          <w:p>
-            <w:pPr>
-              <w:spacing w:after="0"/>
-            </w:pPr>
-            <w:r>
-              <w:rPr>
-                <w:b w:val="0"/>
-                <w:i w:val="0"/>
-                <w:sz w:val="18"/>
-              </w:rPr>
-              <w:t>NLS-AT: Chỉ dùng dự án và học liệu GV chỉ định</w:t>
+              <w:t>NLS-GQVĐ (Cơ bản 2): HS nhận một nhiệm vụ cụ thể.</w:t>
             </w:r>
           </w:p>
         </w:tc>
@@ -3898,33 +3573,7 @@
                 <w:i w:val="0"/>
                 <w:sz w:val="18"/>
               </w:rPr>
-              <w:t>NLS-GQVĐ (Cơ bản 2): HS viết một chương trình có rẽ nhánh: nếu chạm vào cạnh sân khấu thì nhân vật quay lại, nếu không thì đi tiếp</w:t>
-            </w:r>
-          </w:p>
-          <w:p>
-            <w:pPr>
-              <w:spacing w:after="0"/>
-            </w:pPr>
-            <w:r>
-              <w:rPr>
-                <w:b w:val="0"/>
-                <w:i w:val="0"/>
-                <w:sz w:val="18"/>
-              </w:rPr>
-              <w:t>NLS-KT (Cơ bản 2): HS đọc và diễn đạt lại điều kiện trong chương trình bằng lời — điều gì được kiểm tra, khi đúng thì làm gì</w:t>
-            </w:r>
-          </w:p>
-          <w:p>
-            <w:pPr>
-              <w:spacing w:after="0"/>
-            </w:pPr>
-            <w:r>
-              <w:rPr>
-                <w:b w:val="0"/>
-                <w:i w:val="0"/>
-                <w:sz w:val="18"/>
-              </w:rPr>
-              <w:t>NLS-AT: Chỉ mở dự án GV chỉ định; kiểm tra kĩ điều kiện trước khi chạy để chương trình</w:t>
+              <w:t>NLS-KT (Cơ bản 2): HS đọc và diễn đạt lại điều kiện trong chương trình bằng lời — điều gì được kiểm tra, khi đúng thì.</w:t>
             </w:r>
           </w:p>
         </w:tc>
@@ -4157,33 +3806,7 @@
                 <w:i w:val="0"/>
                 <w:sz w:val="18"/>
               </w:rPr>
-              <w:t>NLS-GQVĐ (Cơ bản 2): HS tạo một biến để ghi điểm hoặc ghi số lần thực hiện trong chương trình của mình</w:t>
-            </w:r>
-          </w:p>
-          <w:p>
-            <w:pPr>
-              <w:spacing w:after="0"/>
-            </w:pPr>
-            <w:r>
-              <w:rPr>
-                <w:b w:val="0"/>
-                <w:i w:val="0"/>
-                <w:sz w:val="18"/>
-              </w:rPr>
-              <w:t>NLS-KT (Cơ bản 2): HS đọc một chương trình có nhiều biến, chỉ ra mỗi biến đang giữ dữ liệu gì và giá trị của nó thay đổi ở những khối lệnh</w:t>
-            </w:r>
-          </w:p>
-          <w:p>
-            <w:pPr>
-              <w:spacing w:after="0"/>
-            </w:pPr>
-            <w:r>
-              <w:rPr>
-                <w:b w:val="0"/>
-                <w:i w:val="0"/>
-                <w:sz w:val="18"/>
-              </w:rPr>
-              <w:t>NLS-AT: Đặt tên biến bằng nội dung công việc</w:t>
+              <w:t>NLS-GQVĐ (Cơ bản 2): HS tạo một biến để ghi điểm hoặc ghi số lần thực hiện trong chương trình của mình, đặt tên biến cho dễ hiểu.</w:t>
             </w:r>
           </w:p>
         </w:tc>
@@ -4430,33 +4053,7 @@
                 <w:i w:val="0"/>
                 <w:sz w:val="18"/>
               </w:rPr>
-              <w:t>NLS-GQVĐ (Cơ bản 2): HS dùng biểu thức trong chương trình để máy tự tính: tính tổng điểm qua các vòng, tính chu vi hình theo số đo người dùng nhập</w:t>
-            </w:r>
-          </w:p>
-          <w:p>
-            <w:pPr>
-              <w:spacing w:after="0"/>
-            </w:pPr>
-            <w:r>
-              <w:rPr>
-                <w:b w:val="0"/>
-                <w:i w:val="0"/>
-                <w:sz w:val="18"/>
-              </w:rPr>
-              <w:t>NLS-KT (Cơ bản 2): HS đối chiếu kết quả chương trình mình viết với kết quả tính bằng tay hoặc bằng máy tính cầm tay cho vài bộ số liệu</w:t>
-            </w:r>
-          </w:p>
-          <w:p>
-            <w:pPr>
-              <w:spacing w:after="0"/>
-            </w:pPr>
-            <w:r>
-              <w:rPr>
-                <w:b w:val="0"/>
-                <w:i w:val="0"/>
-                <w:sz w:val="18"/>
-              </w:rPr>
-              <w:t>NLS-AT: Kiểm tra lại kết quả máy tính ra bằng cách tính thử vài bộ số liệu</w:t>
+              <w:t>NLS-KT (Cơ bản 2): HS đối chiếu kết quả chương trình mình viết với kết quả tính bằng tay hoặc bằng máy tính cầm tay cho vài bộ số liệu.</w:t>
             </w:r>
           </w:p>
         </w:tc>
@@ -4703,33 +4300,7 @@
                 <w:i w:val="0"/>
                 <w:sz w:val="18"/>
               </w:rPr>
-              <w:t>NLS-ST (Cơ bản 2): HS tự nghĩ một ý tưởng rồi viết thành kịch bản: có mấy nhân vật, mỗi nhân vật nói gì, làm gì, theo thứ tự nào</w:t>
-            </w:r>
-          </w:p>
-          <w:p>
-            <w:pPr>
-              <w:spacing w:after="0"/>
-            </w:pPr>
-            <w:r>
-              <w:rPr>
-                <w:b w:val="0"/>
-                <w:i w:val="0"/>
-                <w:sz w:val="18"/>
-              </w:rPr>
-              <w:t>NLS-GQVĐ (Cơ bản 2): HS chia chương trình lớn thành từng phần nhỏ theo cảnh, làm xong phần nào chạy thử phần đó rồi mới ghép tiếp</w:t>
-            </w:r>
-          </w:p>
-          <w:p>
-            <w:pPr>
-              <w:spacing w:after="0"/>
-            </w:pPr>
-            <w:r>
-              <w:rPr>
-                <w:b w:val="0"/>
-                <w:i w:val="0"/>
-                <w:sz w:val="18"/>
-              </w:rPr>
-              <w:t>NLS-AT: Ý tưởng và lời thoại phải do HS tự nghĩ; nhân vật</w:t>
+              <w:t>NLS-ST (Cơ bản 2): HS tự nghĩ một ý tưởng.</w:t>
             </w:r>
           </w:p>
         </w:tc>

--- a/assets/docs/lop5/Tin hoc - Lop 5.docx
+++ b/assets/docs/lop5/Tin hoc - Lop 5.docx
@@ -585,7 +585,7 @@
                 <w:i w:val="0"/>
                 <w:sz w:val="20"/>
               </w:rPr>
-              <w:t>Bài 1. Em có thể làm gì với máy tính (T1)</w:t>
+              <w:t>Bài 1. Em có thể làm gì với máy tính? (Tiết 1)</w:t>
             </w:r>
           </w:p>
         </w:tc>
@@ -624,7 +624,7 @@
                 <w:i w:val="0"/>
                 <w:sz w:val="18"/>
               </w:rPr>
-              <w:t>NLS-GQVĐ (Cơ bản 2): Chiếu đoạn phim ngắn về người dùng máy tính trong học tập, công việc, đời sống.</w:t>
+              <w:t>NLS: Năng lực số 5.2 CB2b: HS tự mở đúng phần mềm cần dùng cho từng việc học tập</w:t>
             </w:r>
           </w:p>
         </w:tc>
@@ -702,7 +702,7 @@
                 <w:i w:val="0"/>
                 <w:sz w:val="20"/>
               </w:rPr>
-              <w:t>Bài 1. Em có thể làm gì với máy tính (T2)</w:t>
+              <w:t>Bài 1. Em có thể làm gì với máy tính? (Tiết 2)</w:t>
             </w:r>
           </w:p>
         </w:tc>
@@ -818,7 +818,7 @@
                 <w:i w:val="0"/>
                 <w:sz w:val="20"/>
               </w:rPr>
-              <w:t>Bài 2. Tìm kiếm thông tin trên website (T1)</w:t>
+              <w:t>Bài 2. Tìm kiếm thông tin trên website (Tiết 1)</w:t>
             </w:r>
           </w:p>
         </w:tc>
@@ -857,7 +857,7 @@
                 <w:i w:val="0"/>
                 <w:sz w:val="18"/>
               </w:rPr>
-              <w:t>NLS-KT (Cơ bản 2): HS tự nhập địa chỉ một website GV cung cấp, quan sát các thành phần của trang — thanh địa chỉ, mục.</w:t>
+              <w:t>NLS: Năng lực số 1.1 CB2b: HS dùng mục lục và ô tìm kiếm trong trang để tìm đúng phần mình cần</w:t>
             </w:r>
           </w:p>
         </w:tc>
@@ -935,7 +935,7 @@
                 <w:i w:val="0"/>
                 <w:sz w:val="20"/>
               </w:rPr>
-              <w:t>Bài 2. Tìm kiếm thông tin trên website (T2)</w:t>
+              <w:t>Bài 2. Tìm kiếm thông tin trên website (Tiết 2)</w:t>
             </w:r>
           </w:p>
         </w:tc>
@@ -1051,7 +1051,7 @@
                 <w:i w:val="0"/>
                 <w:sz w:val="20"/>
               </w:rPr>
-              <w:t>Bài 3. Tìm kiếm thông tin trong giải quyết vấn đề (T1)</w:t>
+              <w:t>Bài 3. Tìm kiếm thông tin trong giải quyết vấn đề (Tiết 1)</w:t>
             </w:r>
           </w:p>
         </w:tc>
@@ -1090,7 +1090,7 @@
                 <w:i w:val="0"/>
                 <w:sz w:val="18"/>
               </w:rPr>
-              <w:t>NLS-GQVĐ (Cơ bản 2): HS nhận một vấn đề thật của lớp.</w:t>
+              <w:t>NLS: Năng lực số 1.2 CB2a: HS đối chiếu nhiều nguồn và nêu được căn cứ để chọn nguồn đáng tin</w:t>
             </w:r>
           </w:p>
         </w:tc>
@@ -1168,7 +1168,7 @@
                 <w:i w:val="0"/>
                 <w:sz w:val="20"/>
               </w:rPr>
-              <w:t>Bài 3. Tìm kiếm thông tin trong giải quyết vấn đề (T2)</w:t>
+              <w:t>Bài 3. Tìm kiếm thông tin trong giải quyết vấn đề (Tiết 2)</w:t>
             </w:r>
           </w:p>
         </w:tc>
@@ -1284,7 +1284,7 @@
                 <w:i w:val="0"/>
                 <w:sz w:val="20"/>
               </w:rPr>
-              <w:t>Bài 4. Cây thư mục (T1)</w:t>
+              <w:t>Bài 4. Cây thư mục (Tiết 1)</w:t>
             </w:r>
           </w:p>
         </w:tc>
@@ -1323,7 +1323,7 @@
                 <w:i w:val="0"/>
                 <w:sz w:val="18"/>
               </w:rPr>
-              <w:t>NLS-KT (Cơ bản 2): HS đọc các thông tin đi kèm mỗi tệp — kiểu tệp, dung lượng, ngày sửa gần nhất.</w:t>
+              <w:t>NLS: Năng lực số 1.3 CB2a: HS di chuyển trong cây thư mục và đọc được đường dẫn tới tệp</w:t>
             </w:r>
           </w:p>
         </w:tc>
@@ -1401,7 +1401,7 @@
                 <w:i w:val="0"/>
                 <w:sz w:val="20"/>
               </w:rPr>
-              <w:t>Bài 4. Cây thư mục (T2)</w:t>
+              <w:t>Bài 4. Cây thư mục (Tiết 2)</w:t>
             </w:r>
           </w:p>
         </w:tc>
@@ -1498,7 +1498,7 @@
                 <w:i w:val="0"/>
                 <w:sz w:val="20"/>
               </w:rPr>
-              <w:t>CĐ 4: Đạo đức, pháp luật và văn hoá trong môi trường số</w:t>
+              <w:t>Chủ đề 4: Đạo đức, pháp luật và văn hoá trong môi trường số</w:t>
             </w:r>
           </w:p>
         </w:tc>
@@ -1517,7 +1517,7 @@
                 <w:i w:val="0"/>
                 <w:sz w:val="20"/>
               </w:rPr>
-              <w:t>Bài 5. Bản quyền nội dung thông tin (T1)</w:t>
+              <w:t>Bài 5. Bản quyền nội dung thông tin (Tiết 1)</w:t>
             </w:r>
           </w:p>
         </w:tc>
@@ -1556,7 +1556,7 @@
                 <w:i w:val="0"/>
                 <w:sz w:val="18"/>
               </w:rPr>
-              <w:t>NLS-ST (Cơ bản 2): HS tìm một hình ảnh hoặc đoạn nhạc được phép dùng cho bài học của mình, chép lại tên tác giả, tên.</w:t>
+              <w:t>Năng lực số 3.3 CB2a: HS ghi lại đủ tác giả, trang và điều kiện sử dụng của tư liệu mình chọn</w:t>
             </w:r>
           </w:p>
         </w:tc>
@@ -1615,7 +1615,7 @@
                 <w:i w:val="0"/>
                 <w:sz w:val="20"/>
               </w:rPr>
-              <w:t>CĐ 4: Đạo đức, pháp luật và văn hoá trong môi trường số</w:t>
+              <w:t>Chủ đề 4: Đạo đức, pháp luật và văn hoá trong môi trường số</w:t>
             </w:r>
           </w:p>
         </w:tc>
@@ -1634,7 +1634,7 @@
                 <w:i w:val="0"/>
                 <w:sz w:val="20"/>
               </w:rPr>
-              <w:t>Bài 5. Bản quyền nội dung thông tin (T2)</w:t>
+              <w:t>Bài 5. Bản quyền nội dung thông tin (Tiết 2)</w:t>
             </w:r>
           </w:p>
         </w:tc>
@@ -1750,7 +1750,7 @@
                 <w:i w:val="0"/>
                 <w:sz w:val="20"/>
               </w:rPr>
-              <w:t>Bài 6. Định dạng kí tự và bố trí hình ảnh trong văn bản(T1)</w:t>
+              <w:t>Bài 6. Định dạng kí tự và bố trí hình ảnh trong văn bản (Tiết 1)</w:t>
             </w:r>
           </w:p>
         </w:tc>
@@ -1789,7 +1789,7 @@
                 <w:i w:val="0"/>
                 <w:sz w:val="18"/>
               </w:rPr>
-              <w:t>NLS-GQVĐ (Cơ bản 2): HS thử ba cách trình bày khác nhau cho cùng một đoạn rồi hỏi bạn ngồi cạnh xem cách nào dễ đọc.</w:t>
+              <w:t>NLS: Năng lực số 3.1 CB2a: HS định dạng được văn bản làm nổi bật ý chính, trình bày cân đối</w:t>
             </w:r>
           </w:p>
         </w:tc>
@@ -1867,7 +1867,7 @@
                 <w:i w:val="0"/>
                 <w:sz w:val="20"/>
               </w:rPr>
-              <w:t>Bài 6. Định dạng kí tự và bố trí hình ảnh trong văn bản(T2)</w:t>
+              <w:t>Bài 6. Định dạng kí tự và bố trí hình ảnh trong văn bản (Tiết 2)</w:t>
             </w:r>
           </w:p>
         </w:tc>
@@ -1983,7 +1983,7 @@
                 <w:i w:val="0"/>
                 <w:sz w:val="20"/>
               </w:rPr>
-              <w:t>Bài 7. Thực hành soạn thảo văn bản(T1)</w:t>
+              <w:t>Bài 7. Thực hành soạn thảo văn bản (Tiết 1)</w:t>
             </w:r>
           </w:p>
         </w:tc>
@@ -2022,7 +2022,7 @@
                 <w:i w:val="0"/>
                 <w:sz w:val="18"/>
               </w:rPr>
-              <w:t>NLS-ST (Cơ bản 2): HS soạn một văn bản hoàn chỉnh của riêng mình.</w:t>
+              <w:t>Năng lực số 3.1 CB2a: HS soạn được một văn bản hoàn chỉnh đúng quy tắc trình bày tiếng Việt</w:t>
             </w:r>
           </w:p>
         </w:tc>
@@ -2100,7 +2100,7 @@
                 <w:i w:val="0"/>
                 <w:sz w:val="20"/>
               </w:rPr>
-              <w:t>Bài 7. Thực hành soạn thảo văn bản(T2)</w:t>
+              <w:t>Bài 7. Thực hành soạn thảo văn bản (Tiết 2)</w:t>
             </w:r>
           </w:p>
         </w:tc>
@@ -2216,7 +2216,7 @@
                 <w:i w:val="0"/>
                 <w:sz w:val="20"/>
               </w:rPr>
-              <w:t>Bài 8A. Làm quen với phần mềm đồ hoạ (T1)</w:t>
+              <w:t>Bài 8A. Làm quen với phần mềm đồ hoạ (Tiết 1)</w:t>
             </w:r>
           </w:p>
         </w:tc>
@@ -2255,20 +2255,7 @@
                 <w:i w:val="0"/>
                 <w:sz w:val="18"/>
               </w:rPr>
-              <w:t>HS tự tìm hiểu ở nhà bài 8B, tăng 1 tiết bài 8A</w:t>
-            </w:r>
-          </w:p>
-          <w:p>
-            <w:pPr>
-              <w:spacing w:after="0"/>
-            </w:pPr>
-            <w:r>
-              <w:rPr>
-                <w:b w:val="0"/>
-                <w:i w:val="0"/>
-                <w:sz w:val="18"/>
-              </w:rPr>
-              <w:t>NLS-GQVĐ (Cơ bản 2): HS tự khám phá các công cụ của phần mềm đồ hoạ.</w:t>
+              <w:t>HS tự tìm hiểu ở nhà bài 8B, tăng 1 tiết bài 8A; Năng lực số 5.2 CB2b: HS sử dụng được các công cụ cơ bản của phần mềm đồ hoạ và huỷ thao tác khi làm nhầm</w:t>
             </w:r>
           </w:p>
         </w:tc>
@@ -2346,7 +2333,7 @@
                 <w:i w:val="0"/>
                 <w:sz w:val="20"/>
               </w:rPr>
-              <w:t>Bài 8A. Làm quen với phần mềm đồ hoạ (T2)</w:t>
+              <w:t>Bài 8A. Làm quen với phần mềm đồ hoạ (Tiết 2)</w:t>
             </w:r>
           </w:p>
         </w:tc>
@@ -2443,7 +2430,7 @@
                 <w:i w:val="0"/>
                 <w:sz w:val="20"/>
               </w:rPr>
-              <w:t>ÔN TẬP KIỂM TRA</w:t>
+              <w:t>Chủ đề 5: Ứng dụng tin học</w:t>
             </w:r>
           </w:p>
         </w:tc>
@@ -2462,7 +2449,7 @@
                 <w:i w:val="0"/>
                 <w:sz w:val="20"/>
               </w:rPr>
-              <w:t>Ôn tập học kì I</w:t>
+              <w:t>Bài 9A. Sử dụng phần mềm đồ hoạ tạo sản phẩm số</w:t>
             </w:r>
           </w:p>
         </w:tc>
@@ -2501,6 +2488,7 @@
                 <w:i w:val="0"/>
                 <w:sz w:val="18"/>
               </w:rPr>
+              <w:t>Năng lực số 3.1 CB2a: HS tạo được một sản phẩm số hoàn chỉnh theo chủ đề và xuất ra tệp dùng được</w:t>
             </w:r>
           </w:p>
         </w:tc>
@@ -2559,7 +2547,7 @@
                 <w:i w:val="0"/>
                 <w:sz w:val="20"/>
               </w:rPr>
-              <w:t>ÔN TẬP KIỂM TRA</w:t>
+              <w:t>Ôn tập, kiểm tra, đánh giá</w:t>
             </w:r>
           </w:p>
         </w:tc>
@@ -2578,7 +2566,7 @@
                 <w:i w:val="0"/>
                 <w:sz w:val="20"/>
               </w:rPr>
-              <w:t>Kiểm tra học kì I</w:t>
+              <w:t>Ôn tập học kì I</w:t>
             </w:r>
           </w:p>
         </w:tc>
@@ -2617,6 +2605,7 @@
                 <w:i w:val="0"/>
                 <w:sz w:val="18"/>
               </w:rPr>
+              <w:t>Năng lực số 3.2 CB2a: HS hoàn thiện được sản phẩm số của mình, ghi đủ nguồn tư liệu đã dùng</w:t>
             </w:r>
           </w:p>
         </w:tc>
@@ -2699,7 +2688,7 @@
                 <w:i w:val="0"/>
                 <w:sz w:val="20"/>
               </w:rPr>
-              <w:t>Chủ đề 5: Ứng dụng tin học</w:t>
+              <w:t>Ôn tập, kiểm tra, đánh giá</w:t>
             </w:r>
           </w:p>
         </w:tc>
@@ -2718,7 +2707,7 @@
                 <w:i w:val="0"/>
                 <w:sz w:val="20"/>
               </w:rPr>
-              <w:t>Bài 9A. Sử dụng phần mềm đồ họa tạo sản phẩm số</w:t>
+              <w:t>Kiểm tra định kì cuối học kì I</w:t>
             </w:r>
           </w:p>
         </w:tc>
@@ -2757,7 +2746,6 @@
                 <w:i w:val="0"/>
                 <w:sz w:val="18"/>
               </w:rPr>
-              <w:t>NLS-ST (Cơ bản 2): HS tạo một sản phẩm số hoàn chỉnh bằng phần mềm đồ hoạ theo chủ đề của lớp.</w:t>
             </w:r>
           </w:p>
         </w:tc>
@@ -2835,7 +2823,7 @@
                 <w:i w:val="0"/>
                 <w:sz w:val="20"/>
               </w:rPr>
-              <w:t>Bài 10. Cấu trúc tuần tự(T1)</w:t>
+              <w:t>Bài 10. Cấu trúc tuần tự (Tiết 1)</w:t>
             </w:r>
           </w:p>
         </w:tc>
@@ -2874,7 +2862,7 @@
                 <w:i w:val="0"/>
                 <w:sz w:val="18"/>
               </w:rPr>
-              <w:t>NLS-GQVĐ (Cơ bản 2): HS tự ghép một chương trình tuần tự trong môi trường lập trình trực quan.</w:t>
+              <w:t>Năng lực số 5.2 CB2b: HS ghép và chạy được chương trình tuần tự, nhận ra máy làm đúng theo thứ tự lệnh</w:t>
             </w:r>
           </w:p>
         </w:tc>
@@ -2952,7 +2940,7 @@
                 <w:i w:val="0"/>
                 <w:sz w:val="20"/>
               </w:rPr>
-              <w:t>Bài 10. Cấu trúc tuần tự(T2)</w:t>
+              <w:t>Bài 10. Cấu trúc tuần tự (Tiết 2)</w:t>
             </w:r>
           </w:p>
         </w:tc>
@@ -3068,7 +3056,7 @@
                 <w:i w:val="0"/>
                 <w:sz w:val="20"/>
               </w:rPr>
-              <w:t>Bài 11. Cấu trúc lặp(T1)</w:t>
+              <w:t>Bài 11. Cấu trúc lặp (Tiết 1)</w:t>
             </w:r>
           </w:p>
         </w:tc>
@@ -3107,7 +3095,7 @@
                 <w:i w:val="0"/>
                 <w:sz w:val="18"/>
               </w:rPr>
-              <w:t>NLS-KT (Cơ bản 2): HS tìm những việc lặp đi lặp lại quanh mình.</w:t>
+              <w:t>Năng lực số 5.2 CB2b: HS dùng được khối lặp thay cho nhiều lệnh giống nhau và giải thích được lợi ích</w:t>
             </w:r>
           </w:p>
         </w:tc>
@@ -3185,7 +3173,7 @@
                 <w:i w:val="0"/>
                 <w:sz w:val="20"/>
               </w:rPr>
-              <w:t>Bài 11. Cấu trúc lặp(T2)</w:t>
+              <w:t>Bài 11. Cấu trúc lặp (Tiết 2)</w:t>
             </w:r>
           </w:p>
         </w:tc>
@@ -3301,7 +3289,7 @@
                 <w:i w:val="0"/>
                 <w:sz w:val="20"/>
               </w:rPr>
-              <w:t>Bài 12. Thực hành sử dụng lệnh lặp(T1)</w:t>
+              <w:t>Bài 12. Thực hành sử dụng lệnh lặp (Tiết 1)</w:t>
             </w:r>
           </w:p>
         </w:tc>
@@ -3340,7 +3328,7 @@
                 <w:i w:val="0"/>
                 <w:sz w:val="18"/>
               </w:rPr>
-              <w:t>NLS-GQVĐ (Cơ bản 2): HS nhận một nhiệm vụ cụ thể.</w:t>
+              <w:t>Năng lực số 5.2 CB2b: HS phân tích được nhiệm vụ để biết phần nào cần lặp và lặp bao nhiêu lần</w:t>
             </w:r>
           </w:p>
         </w:tc>
@@ -3418,7 +3406,7 @@
                 <w:i w:val="0"/>
                 <w:sz w:val="20"/>
               </w:rPr>
-              <w:t>Bài 12. Thực hành sử dụng lệnh lặp(T2)</w:t>
+              <w:t>Bài 12. Thực hành sử dụng lệnh lặp (Tiết 2)</w:t>
             </w:r>
           </w:p>
         </w:tc>
@@ -3534,7 +3522,7 @@
                 <w:i w:val="0"/>
                 <w:sz w:val="20"/>
               </w:rPr>
-              <w:t>Bài 13. Cấu trúc rẽ nhánh(T1)</w:t>
+              <w:t>Bài 13. Cấu trúc rẽ nhánh (Tiết 1)</w:t>
             </w:r>
           </w:p>
         </w:tc>
@@ -3573,7 +3561,7 @@
                 <w:i w:val="0"/>
                 <w:sz w:val="18"/>
               </w:rPr>
-              <w:t>NLS-KT (Cơ bản 2): HS đọc và diễn đạt lại điều kiện trong chương trình bằng lời — điều gì được kiểm tra, khi đúng thì.</w:t>
+              <w:t>Năng lực số 5.2 CB2b: HS viết và chạy được chương trình rẽ nhánh, thấy kết quả đổi theo điều kiện</w:t>
             </w:r>
           </w:p>
         </w:tc>
@@ -3651,7 +3639,7 @@
                 <w:i w:val="0"/>
                 <w:sz w:val="20"/>
               </w:rPr>
-              <w:t>Bài 13. Cấu trúc rẽ nhánh(T2)</w:t>
+              <w:t>Bài 13. Cấu trúc rẽ nhánh (Tiết 2)</w:t>
             </w:r>
           </w:p>
         </w:tc>
@@ -3767,7 +3755,7 @@
                 <w:i w:val="0"/>
                 <w:sz w:val="20"/>
               </w:rPr>
-              <w:t>Bài 14. Sử dụng biến trong chương trình(T1)</w:t>
+              <w:t>Bài 14. Sử dụng biến trong chương trình (Tiết 1)</w:t>
             </w:r>
           </w:p>
         </w:tc>
@@ -3806,7 +3794,7 @@
                 <w:i w:val="0"/>
                 <w:sz w:val="18"/>
               </w:rPr>
-              <w:t>NLS-GQVĐ (Cơ bản 2): HS tạo một biến để ghi điểm hoặc ghi số lần thực hiện trong chương trình của mình, đặt tên biến cho dễ hiểu.</w:t>
+              <w:t>Năng lực số 5.2 CB2b: HS tạo và đặt tên được biến rõ nghĩa, quan sát giá trị biến thay đổi khi chạy</w:t>
             </w:r>
           </w:p>
         </w:tc>
@@ -3884,7 +3872,7 @@
                 <w:i w:val="0"/>
                 <w:sz w:val="20"/>
               </w:rPr>
-              <w:t>Bài 14. Sử dụng biến trong chương trình(T2)</w:t>
+              <w:t>Bài 14. Sử dụng biến trong chương trình (Tiết 2)</w:t>
             </w:r>
           </w:p>
         </w:tc>
@@ -3923,7 +3911,6 @@
                 <w:i w:val="0"/>
                 <w:sz w:val="18"/>
               </w:rPr>
-              <w:t>STEM: Bài học STEM.</w:t>
             </w:r>
           </w:p>
         </w:tc>
@@ -4001,7 +3988,7 @@
                 <w:i w:val="0"/>
                 <w:sz w:val="20"/>
               </w:rPr>
-              <w:t>Bài 15. Sử dụng biểu thức trong chương trình(T1)</w:t>
+              <w:t>Bài 15. Sử dụng biểu thức trong chương trình (Tiết 1)</w:t>
             </w:r>
           </w:p>
         </w:tc>
@@ -4053,7 +4040,7 @@
                 <w:i w:val="0"/>
                 <w:sz w:val="18"/>
               </w:rPr>
-              <w:t>NLS-KT (Cơ bản 2): HS đối chiếu kết quả chương trình mình viết với kết quả tính bằng tay hoặc bằng máy tính cầm tay cho vài bộ số liệu.</w:t>
+              <w:t>Năng lực số 5.2 CB2b: HS viết được biểu thức trong chương trình và kiểm tra bằng cách đổi số liệu đầu vào.</w:t>
             </w:r>
           </w:p>
         </w:tc>
@@ -4131,7 +4118,7 @@
                 <w:i w:val="0"/>
                 <w:sz w:val="20"/>
               </w:rPr>
-              <w:t>Bài 15. Sử dụng biểu thức trong chương trình(T2)</w:t>
+              <w:t>Bài 15. Sử dụng biểu thức trong chương trình (Tiết 2)</w:t>
             </w:r>
           </w:p>
         </w:tc>
@@ -4170,7 +4157,6 @@
                 <w:i w:val="0"/>
                 <w:sz w:val="18"/>
               </w:rPr>
-              <w:t>STEM: Bài học STEM.</w:t>
             </w:r>
           </w:p>
         </w:tc>
@@ -4248,7 +4234,7 @@
                 <w:i w:val="0"/>
                 <w:sz w:val="20"/>
               </w:rPr>
-              <w:t>Bài 16. Từ kịch bản đến chương trình(T1)</w:t>
+              <w:t>Bài 16. Từ kịch bản đến chương trình (Tiết 1)</w:t>
             </w:r>
           </w:p>
         </w:tc>
@@ -4300,7 +4286,7 @@
                 <w:i w:val="0"/>
                 <w:sz w:val="18"/>
               </w:rPr>
-              <w:t>NLS-ST (Cơ bản 2): HS tự nghĩ một ý tưởng.</w:t>
+              <w:t>Năng lực số 3.2 CB2a: HS viết được kịch bản và chuyển các cảnh thành khối lệnh.</w:t>
             </w:r>
           </w:p>
         </w:tc>
@@ -4378,7 +4364,7 @@
                 <w:i w:val="0"/>
                 <w:sz w:val="20"/>
               </w:rPr>
-              <w:t>Bài 16. Từ kịch bản đến chương trình(T2)</w:t>
+              <w:t>Bài 16. Từ kịch bản đến chương trình (Tiết 2)</w:t>
             </w:r>
           </w:p>
         </w:tc>
@@ -4417,7 +4403,6 @@
                 <w:i w:val="0"/>
                 <w:sz w:val="18"/>
               </w:rPr>
-              <w:t>STEM: Bài học STEM.</w:t>
             </w:r>
           </w:p>
         </w:tc>
@@ -4476,7 +4461,7 @@
                 <w:i w:val="0"/>
                 <w:sz w:val="20"/>
               </w:rPr>
-              <w:t>ÔN TẬP KIỂM TRA</w:t>
+              <w:t>Ôn tập, kiểm tra, đánh giá</w:t>
             </w:r>
           </w:p>
         </w:tc>
@@ -4495,7 +4480,7 @@
                 <w:i w:val="0"/>
                 <w:sz w:val="20"/>
               </w:rPr>
-              <w:t>Ôn tập học kì II</w:t>
+              <w:t>Ôn tập cuối năm</w:t>
             </w:r>
           </w:p>
         </w:tc>
@@ -4592,7 +4577,7 @@
                 <w:i w:val="0"/>
                 <w:sz w:val="20"/>
               </w:rPr>
-              <w:t>ÔN TẬP KIỂM TRA</w:t>
+              <w:t>Ôn tập, kiểm tra, đánh giá</w:t>
             </w:r>
           </w:p>
         </w:tc>
@@ -4611,7 +4596,7 @@
                 <w:i w:val="0"/>
                 <w:sz w:val="20"/>
               </w:rPr>
-              <w:t>Kiểm tra học kì II</w:t>
+              <w:t>Kiểm tra định kì cuối năm học</w:t>
             </w:r>
           </w:p>
         </w:tc>

--- a/assets/docs/lop5/Tin hoc - Lop 5.docx
+++ b/assets/docs/lop5/Tin hoc - Lop 5.docx
@@ -741,6 +741,7 @@
                 <w:i w:val="0"/>
                 <w:sz w:val="18"/>
               </w:rPr>
+              <w:t>NLS: Năng lực số 3.1 CB2a: HS lưu sản phẩm đúng thư mục và đặt tên tệp theo quy ước của lớp</w:t>
             </w:r>
           </w:p>
         </w:tc>
@@ -974,6 +975,7 @@
                 <w:i w:val="0"/>
                 <w:sz w:val="18"/>
               </w:rPr>
+              <w:t>Năng lực số 1.1 CB2b: HS chọn được từ khoá phù hợp, đối chiếu hai nguồn và ghi rõ nguồn thông tin</w:t>
             </w:r>
           </w:p>
         </w:tc>
@@ -1207,6 +1209,7 @@
                 <w:i w:val="0"/>
                 <w:sz w:val="18"/>
               </w:rPr>
+              <w:t>Năng lực số 3.1 CB2a: HS viết được đoạn tổng hợp bằng lời của mình, có ghi đủ nguồn tham khảo</w:t>
             </w:r>
           </w:p>
         </w:tc>
@@ -1440,6 +1443,7 @@
                 <w:i w:val="0"/>
                 <w:sz w:val="18"/>
               </w:rPr>
+              <w:t>NLS: Năng lực số 5.2 CB2b: HS thiết kế và giải thích được cây thư mục cho việc học của mình</w:t>
             </w:r>
           </w:p>
         </w:tc>
@@ -1673,6 +1677,7 @@
                 <w:i w:val="0"/>
                 <w:sz w:val="18"/>
               </w:rPr>
+              <w:t>Năng lực số 3.2 CB2a: HS hoàn thiện sản phẩm có ghi nguồn đầy đủ, phân biệt rõ phần của mình</w:t>
             </w:r>
           </w:p>
         </w:tc>
@@ -1906,6 +1911,7 @@
                 <w:i w:val="0"/>
                 <w:sz w:val="18"/>
               </w:rPr>
+              <w:t>Năng lực số 3.1 CB2a: HS chèn và bố trí hình hài hoà với văn bản, có chú thích và ghi nguồn</w:t>
             </w:r>
           </w:p>
         </w:tc>
@@ -2139,6 +2145,20 @@
                 <w:i w:val="0"/>
                 <w:sz w:val="18"/>
               </w:rPr>
+              <w:t>GDMT: Năng lực số 2.1 CB2a: HS đọc chéo và góp ý cho bạn đúng mực trên môi trường số</w:t>
+            </w:r>
+          </w:p>
+          <w:p>
+            <w:pPr>
+              <w:spacing w:after="0"/>
+            </w:pPr>
+            <w:r>
+              <w:rPr>
+                <w:b w:val="0"/>
+                <w:i w:val="0"/>
+                <w:sz w:val="18"/>
+              </w:rPr>
+              <w:t>NLS: Năng lực số 2.1 CB2a: HS đọc chéo và góp ý cho bạn đúng mực trên môi trường số</w:t>
             </w:r>
           </w:p>
         </w:tc>
@@ -2372,6 +2392,7 @@
                 <w:i w:val="0"/>
                 <w:sz w:val="18"/>
               </w:rPr>
+              <w:t>NLS: Năng lực số 3.2 CB2a: HS hoàn thiện được một bức tranh theo ý tưởng riêng, bố cục cân đối</w:t>
             </w:r>
           </w:p>
         </w:tc>
@@ -2979,6 +3000,7 @@
                 <w:i w:val="0"/>
                 <w:sz w:val="18"/>
               </w:rPr>
+              <w:t>NLS: Năng lực số 3.2 CB2a: HS hoàn thiện, đặt tên và lưu được dự án của mình</w:t>
             </w:r>
           </w:p>
         </w:tc>
@@ -3212,6 +3234,7 @@
                 <w:i w:val="0"/>
                 <w:sz w:val="18"/>
               </w:rPr>
+              <w:t>Năng lực số 3.4 CB2a: HS tối ưu chương trình bằng cấu trúc lặp và biết dừng chương trình khi cần</w:t>
             </w:r>
           </w:p>
         </w:tc>
@@ -3445,6 +3468,7 @@
                 <w:i w:val="0"/>
                 <w:sz w:val="18"/>
               </w:rPr>
+              <w:t>NLS: Năng lực số 5.2 CB2b: HS gỡ lỗi có phương pháp bằng cách chạy chậm và khoanh vùng chỗ sai</w:t>
             </w:r>
           </w:p>
         </w:tc>
@@ -3678,6 +3702,7 @@
                 <w:i w:val="0"/>
                 <w:sz w:val="18"/>
               </w:rPr>
+              <w:t>Năng lực số 5.2 CB2b: HS tự kiểm thử đủ các trường hợp và sửa được trường hợp chương trình xử lí sai</w:t>
             </w:r>
           </w:p>
         </w:tc>
@@ -3911,6 +3936,7 @@
                 <w:i w:val="0"/>
                 <w:sz w:val="18"/>
               </w:rPr>
+              <w:t>Năng lực số 3.2 CB2a: HS hoàn thiện được sản phẩm có dùng biến, có hướng dẫn cho người chơi</w:t>
             </w:r>
           </w:p>
         </w:tc>
@@ -4157,6 +4183,7 @@
                 <w:i w:val="0"/>
                 <w:sz w:val="18"/>
               </w:rPr>
+              <w:t>Năng lực số 5.2 CB2b: HS thử chương trình với các bộ số liệu đặc biệt và sửa trường hợp cho kết quả vô lí</w:t>
             </w:r>
           </w:p>
         </w:tc>
@@ -4403,6 +4430,7 @@
                 <w:i w:val="0"/>
                 <w:sz w:val="18"/>
               </w:rPr>
+              <w:t>Năng lực số 3.2 CB2a: HS hoàn thiện được chương trình phối hợp nhiều cấu trúc lệnh và xuất thành sản phẩm</w:t>
             </w:r>
           </w:p>
         </w:tc>
@@ -4519,6 +4547,7 @@
                 <w:i w:val="0"/>
                 <w:sz w:val="18"/>
               </w:rPr>
+              <w:t>Năng lực số 3.2 CB2a: HS hoàn thiện được sản phẩm số của mình, ghi đủ nguồn tư liệu đã dùng</w:t>
             </w:r>
           </w:p>
         </w:tc>
